--- a/docs/UniverseModel_Design.docx
+++ b/docs/UniverseModel_Design.docx
@@ -7,7 +7,7 @@
         <w:pStyle w:val="Title"/>
       </w:pPr>
       <w:r>
-        <w:t>UniverseModel 芯片架构建模工程设计</w:t>
+        <w:t>UniverseModel 芯片到集群架构设计</w:t>
       </w:r>
     </w:p>
     <w:p>
@@ -15,7 +15,7 @@
         <w:pStyle w:val="Subtitle"/>
       </w:pPr>
       <w:r>
-        <w:t>工程结构 接口约定 验证方法</w:t>
+        <w:t>模块边界 信息契约 验证与实施门槛</w:t>
       </w:r>
     </w:p>
     <w:p>
@@ -23,7 +23,7 @@
         <w:pStyle w:val="Heading1"/>
       </w:pPr>
       <w:r>
-        <w:t>1 工程结构与模块职责</w:t>
+        <w:t>1 顶层架构与模块边界</w:t>
       </w:r>
     </w:p>
     <w:p>
@@ -31,28 +31,383 @@
         <w:pStyle w:val="Heading2"/>
       </w:pPr>
       <w:r>
-        <w:t>建模范围</w:t>
+        <w:t>1.1 目标与当前范围</w:t>
       </w:r>
     </w:p>
     <w:p>
       <w:r>
-        <w:t>UniverseModel 支撑芯片架构定义、软件映射、功能验证与性能评估。设计产出包括架构规格、可执行模型、映射计划和实验结果。后续通过关键模块 RTL 的仿真与综合结果校准模型。</w:t>
+        <w:t>UniverseModel 用于回答：给定工作负载、精度与物理约束，怎样组织计算、存储和通信资源，才能获得可解释、可复现的端到端收益。覆盖架构定义、软硬件建模、映射、功能验证、性能与能耗评估，并保留未来用实测或 RTL 校准的入口。</w:t>
       </w:r>
     </w:p>
     <w:p>
       <w:r>
-        <w:rPr>
-          <w:rFonts w:ascii="Consolas" w:hAnsi="Consolas" w:eastAsia="Microsoft YaHei"/>
-        </w:rPr>
-        <w:t>chipmodel</w:t>
-      </w:r>
-      <w:r>
-        <w:t xml:space="preserve"> 保存软件实现的架构和微架构模型。计算单元、流水线、缓冲区、端口及仲裁行为均可在该层描述。RTL 后续作为独立实现加入，并对照同一份接口规格验证。</w:t>
+        <w:t>当前交付是模块目录、架构规范、结构示例与检查工具；编译器、执行模型、参数界面和仿真引擎尚未实现。chipmodel 保存软件架构模型，不包含 RTL。模型是否可信取决于行为覆盖、参数依据和验证证据，不能用目录完整代替实现完成。</w:t>
       </w:r>
     </w:p>
     <w:p>
       <w:r>
-        <w:t>首先确定目标负载、支持的操作、数值精度和资源约束，再选择模型精度与实现语言。当前结构不绑定特定指令集或芯片类型。</w:t>
+        <w:t>体系同时覆盖 CPU、GPU、NPU、数字/模拟 CIM、3D CIM、双裸片、HBM/HBF、异构节点与多机多卡。每次实验只启用回答当前问题所需的层级和精度。</w:t>
+      </w:r>
+    </w:p>
+    <w:p>
+      <w:pPr>
+        <w:pStyle w:val="Heading2"/>
+      </w:pPr>
+      <w:r>
+        <w:t>1.2 物理层级与五种关系</w:t>
+      </w:r>
+    </w:p>
+    <w:p>
+      <w:pPr>
+        <w:keepNext/>
+      </w:pPr>
+      <w:r>
+        <w:t>物理包含主链为 Cluster → Node → Board/Card → Package → Die → Tile/Core → Engine/Array。可选层级允许省略，但同一物理资源只能有一个直接所有者。Core 不作为跨所有架构统一的性能单位；CPU 核、GPU SM、NPU Tile、CIM Array 的能力由独立字段描述。</w:t>
+      </w:r>
+    </w:p>
+    <w:tbl>
+      <w:tblPr>
+        <w:tblW w:type="auto" w:w="0"/>
+        <w:jc w:val="center"/>
+        <w:tblLayout w:type="fixed"/>
+        <w:tblLook w:firstColumn="1" w:firstRow="1" w:lastColumn="0" w:lastRow="0" w:noHBand="0" w:noVBand="1" w:val="04A0"/>
+        <w:tblBorders>
+          <w:top w:val="single" w:sz="4" w:color="D9D9D9"/>
+          <w:left w:val="single" w:sz="4" w:color="D9D9D9"/>
+          <w:bottom w:val="single" w:sz="4" w:color="D9D9D9"/>
+          <w:right w:val="single" w:sz="4" w:color="D9D9D9"/>
+          <w:insideH w:val="single" w:sz="4" w:color="D9D9D9"/>
+          <w:insideV w:val="single" w:sz="4" w:color="D9D9D9"/>
+        </w:tblBorders>
+        <w:tblCellMar>
+          <w:top w:w="50" w:type="dxa"/>
+          <w:bottom w:w="50" w:type="dxa"/>
+          <w:left w:w="100" w:type="dxa"/>
+          <w:right w:w="100" w:type="dxa"/>
+        </w:tblCellMar>
+      </w:tblPr>
+      <w:tblGrid>
+        <w:gridCol w:w="2381"/>
+        <w:gridCol w:w="3175"/>
+        <w:gridCol w:w="4082"/>
+      </w:tblGrid>
+      <w:tr>
+        <w:trPr>
+          <w:cantSplit/>
+          <w:tblHeader/>
+        </w:trPr>
+        <w:tc>
+          <w:tcPr>
+            <w:tcW w:type="dxa" w:w="2381"/>
+            <w:vAlign w:val="center"/>
+            <w:shd w:fill="E8EEF4"/>
+          </w:tcPr>
+          <w:p>
+            <w:pPr>
+              <w:pStyle w:val="TableBody"/>
+              <w:keepNext/>
+            </w:pPr>
+            <w:r>
+              <w:rPr>
+                <w:b/>
+              </w:rPr>
+              <w:t>关系</w:t>
+            </w:r>
+          </w:p>
+        </w:tc>
+        <w:tc>
+          <w:tcPr>
+            <w:tcW w:type="dxa" w:w="3175"/>
+            <w:vAlign w:val="center"/>
+            <w:shd w:fill="E8EEF4"/>
+          </w:tcPr>
+          <w:p>
+            <w:pPr>
+              <w:pStyle w:val="TableBody"/>
+              <w:keepNext/>
+            </w:pPr>
+            <w:r>
+              <w:rPr>
+                <w:b/>
+              </w:rPr>
+              <w:t>表达对象</w:t>
+            </w:r>
+          </w:p>
+        </w:tc>
+        <w:tc>
+          <w:tcPr>
+            <w:tcW w:type="dxa" w:w="4082"/>
+            <w:vAlign w:val="center"/>
+            <w:shd w:fill="E8EEF4"/>
+          </w:tcPr>
+          <w:p>
+            <w:pPr>
+              <w:pStyle w:val="TableBody"/>
+              <w:keepNext/>
+            </w:pPr>
+            <w:r>
+              <w:rPr>
+                <w:b/>
+              </w:rPr>
+              <w:t>约束</w:t>
+            </w:r>
+          </w:p>
+        </w:tc>
+      </w:tr>
+      <w:tr>
+        <w:trPr>
+          <w:cantSplit/>
+        </w:trPr>
+        <w:tc>
+          <w:tcPr>
+            <w:tcW w:type="dxa" w:w="2381"/>
+            <w:vAlign w:val="center"/>
+          </w:tcPr>
+          <w:p>
+            <w:pPr>
+              <w:pStyle w:val="TableBody"/>
+            </w:pPr>
+            <w:r>
+              <w:t>物理包含 Containment</w:t>
+            </w:r>
+          </w:p>
+        </w:tc>
+        <w:tc>
+          <w:tcPr>
+            <w:tcW w:type="dxa" w:w="3175"/>
+            <w:vAlign w:val="center"/>
+          </w:tcPr>
+          <w:p>
+            <w:pPr>
+              <w:pStyle w:val="TableBody"/>
+            </w:pPr>
+            <w:r>
+              <w:t>属于哪个节点、封装、裸片</w:t>
+            </w:r>
+          </w:p>
+        </w:tc>
+        <w:tc>
+          <w:tcPr>
+            <w:tcW w:type="dxa" w:w="4082"/>
+            <w:vAlign w:val="center"/>
+          </w:tcPr>
+          <w:p>
+            <w:pPr>
+              <w:pStyle w:val="TableBody"/>
+            </w:pPr>
+            <w:r>
+              <w:t>单一所有者，无包含环</w:t>
+            </w:r>
+          </w:p>
+        </w:tc>
+      </w:tr>
+      <w:tr>
+        <w:trPr>
+          <w:cantSplit/>
+        </w:trPr>
+        <w:tc>
+          <w:tcPr>
+            <w:tcW w:type="dxa" w:w="2381"/>
+            <w:vAlign w:val="center"/>
+          </w:tcPr>
+          <w:p>
+            <w:pPr>
+              <w:pStyle w:val="TableBody"/>
+            </w:pPr>
+            <w:r>
+              <w:t>通信 Connectivity</w:t>
+            </w:r>
+          </w:p>
+        </w:tc>
+        <w:tc>
+          <w:tcPr>
+            <w:tcW w:type="dxa" w:w="3175"/>
+            <w:vAlign w:val="center"/>
+          </w:tcPr>
+          <w:p>
+            <w:pPr>
+              <w:pStyle w:val="TableBody"/>
+            </w:pPr>
+            <w:r>
+              <w:t>端口、链路、交换节点、可选路径</w:t>
+            </w:r>
+          </w:p>
+        </w:tc>
+        <w:tc>
+          <w:tcPr>
+            <w:tcW w:type="dxa" w:w="4082"/>
+            <w:vAlign w:val="center"/>
+          </w:tcPr>
+          <w:p>
+            <w:pPr>
+              <w:pStyle w:val="TableBody"/>
+            </w:pPr>
+            <w:r>
+              <w:t>有方向、容量、协议和争用范围</w:t>
+            </w:r>
+          </w:p>
+        </w:tc>
+      </w:tr>
+      <w:tr>
+        <w:trPr>
+          <w:cantSplit/>
+        </w:trPr>
+        <w:tc>
+          <w:tcPr>
+            <w:tcW w:type="dxa" w:w="2381"/>
+            <w:vAlign w:val="center"/>
+          </w:tcPr>
+          <w:p>
+            <w:pPr>
+              <w:pStyle w:val="TableBody"/>
+            </w:pPr>
+            <w:r>
+              <w:t>地址 Address 与一致性 Coherence</w:t>
+            </w:r>
+          </w:p>
+        </w:tc>
+        <w:tc>
+          <w:tcPr>
+            <w:tcW w:type="dxa" w:w="3175"/>
+            <w:vAlign w:val="center"/>
+          </w:tcPr>
+          <w:p>
+            <w:pPr>
+              <w:pStyle w:val="TableBody"/>
+            </w:pPr>
+            <w:r>
+              <w:t>可访问区域、地址转换、一致性域</w:t>
+            </w:r>
+          </w:p>
+        </w:tc>
+        <w:tc>
+          <w:tcPr>
+            <w:tcW w:type="dxa" w:w="4082"/>
+            <w:vAlign w:val="center"/>
+          </w:tcPr>
+          <w:p>
+            <w:pPr>
+              <w:pStyle w:val="TableBody"/>
+            </w:pPr>
+            <w:r>
+              <w:t>可连接不代表可直接访存或保持一致性</w:t>
+            </w:r>
+          </w:p>
+        </w:tc>
+      </w:tr>
+      <w:tr>
+        <w:trPr>
+          <w:cantSplit/>
+        </w:trPr>
+        <w:tc>
+          <w:tcPr>
+            <w:tcW w:type="dxa" w:w="2381"/>
+            <w:vAlign w:val="center"/>
+          </w:tcPr>
+          <w:p>
+            <w:pPr>
+              <w:pStyle w:val="TableBody"/>
+            </w:pPr>
+            <w:r>
+              <w:t>执行映射 Placement</w:t>
+            </w:r>
+          </w:p>
+        </w:tc>
+        <w:tc>
+          <w:tcPr>
+            <w:tcW w:type="dxa" w:w="3175"/>
+            <w:vAlign w:val="center"/>
+          </w:tcPr>
+          <w:p>
+            <w:pPr>
+              <w:pStyle w:val="TableBody"/>
+            </w:pPr>
+            <w:r>
+              <w:t>逻辑设备、rank、任务到资源</w:t>
+            </w:r>
+          </w:p>
+        </w:tc>
+        <w:tc>
+          <w:tcPr>
+            <w:tcW w:type="dxa" w:w="4082"/>
+            <w:vAlign w:val="center"/>
+          </w:tcPr>
+          <w:p>
+            <w:pPr>
+              <w:pStyle w:val="TableBody"/>
+            </w:pPr>
+            <w:r>
+              <w:t>视图只引用资源，不复制物理状态</w:t>
+            </w:r>
+          </w:p>
+        </w:tc>
+      </w:tr>
+      <w:tr>
+        <w:trPr>
+          <w:cantSplit/>
+        </w:trPr>
+        <w:tc>
+          <w:tcPr>
+            <w:tcW w:type="dxa" w:w="2381"/>
+            <w:vAlign w:val="center"/>
+          </w:tcPr>
+          <w:p>
+            <w:pPr>
+              <w:pStyle w:val="TableBody"/>
+            </w:pPr>
+            <w:r>
+              <w:t>热与供电 Thermal/Power</w:t>
+            </w:r>
+          </w:p>
+        </w:tc>
+        <w:tc>
+          <w:tcPr>
+            <w:tcW w:type="dxa" w:w="3175"/>
+            <w:vAlign w:val="center"/>
+          </w:tcPr>
+          <w:p>
+            <w:pPr>
+              <w:pStyle w:val="TableBody"/>
+            </w:pPr>
+            <w:r>
+              <w:t>堆叠邻接、热耦合、供电域</w:t>
+            </w:r>
+          </w:p>
+        </w:tc>
+        <w:tc>
+          <w:tcPr>
+            <w:tcW w:type="dxa" w:w="4082"/>
+            <w:vAlign w:val="center"/>
+          </w:tcPr>
+          <w:p>
+            <w:pPr>
+              <w:pStyle w:val="TableBody"/>
+            </w:pPr>
+            <w:r>
+              <w:t>可跨物理包含树，使用显式关联</w:t>
+            </w:r>
+          </w:p>
+        </w:tc>
+      </w:tr>
+    </w:tbl>
+    <w:p>
+      <w:pPr>
+        <w:spacing w:after="0" w:before="0" w:line="80" w:lineRule="exact"/>
+      </w:pPr>
+      <w:r>
+        <w:rPr>
+          <w:sz w:val="8"/>
+        </w:rPr>
+      </w:r>
+    </w:p>
+    <w:p>
+      <w:r>
+        <w:t>DeviceView 表示软件可见设备。一只逻辑设备可引用两片 Die；一片 Die 也可在容量隔离约束下划分多个逻辑设备。rank 是通信参与者，不等于芯片、GPU 或节点数量。双裸片仅描述裸片数量与组织方式，不自动表示 3D。</w:t>
+      </w:r>
+    </w:p>
+    <w:p>
+      <w:r>
+        <w:t>3D CIM 分为裸片内三维阵列、多个 CIM 裸片堆叠、CIM 与数字逻辑堆叠。array_layers、die_stack_depth、compute_die_count 分开定义。同一封装可以同时有 2.5D 链接和局部 3D 堆叠。HBF 是 Flash 存储能力，不自动具备 CIM，也不能直接替代 HBM 的访问语义。</w:t>
       </w:r>
     </w:p>
     <w:p>
@@ -61,7 +416,7 @@
         <w:keepNext/>
       </w:pPr>
       <w:r>
-        <w:t>顶层职责</w:t>
+        <w:t>1.3 大模块与唯一职责</w:t>
       </w:r>
     </w:p>
     <w:tbl>
@@ -110,7 +465,7 @@
               <w:rPr>
                 <w:b/>
               </w:rPr>
-              <w:t>目录</w:t>
+              <w:t>模块</w:t>
             </w:r>
           </w:p>
         </w:tc>
@@ -148,7 +503,148 @@
               <w:rPr>
                 <w:b/>
               </w:rPr>
-              <w:t>主要产出</w:t>
+              <w:t>对外输出</w:t>
+            </w:r>
+          </w:p>
+        </w:tc>
+      </w:tr>
+      <w:tr>
+        <w:trPr>
+          <w:cantSplit/>
+        </w:trPr>
+        <w:tc>
+          <w:tcPr>
+            <w:tcW w:type="dxa" w:w="1984"/>
+            <w:vAlign w:val="center"/>
+          </w:tcPr>
+          <w:p>
+            <w:pPr>
+              <w:pStyle w:val="TableBody"/>
+            </w:pPr>
+            <w:r>
+              <w:t>contracts</w:t>
+            </w:r>
+          </w:p>
+        </w:tc>
+        <w:tc>
+          <w:tcPr>
+            <w:tcW w:type="dxa" w:w="3572"/>
+            <w:vAlign w:val="center"/>
+          </w:tcPr>
+          <w:p>
+            <w:pPr>
+              <w:pStyle w:val="TableBody"/>
+            </w:pPr>
+            <w:r>
+              <w:t>公共数据语义、单位、版本和端口协议</w:t>
+            </w:r>
+          </w:p>
+        </w:tc>
+        <w:tc>
+          <w:tcPr>
+            <w:tcW w:type="dxa" w:w="4082"/>
+            <w:vAlign w:val="center"/>
+          </w:tcPr>
+          <w:p>
+            <w:pPr>
+              <w:pStyle w:val="TableBody"/>
+            </w:pPr>
+            <w:r>
+              <w:t>可独立验证的契约</w:t>
+            </w:r>
+          </w:p>
+        </w:tc>
+      </w:tr>
+      <w:tr>
+        <w:trPr>
+          <w:cantSplit/>
+        </w:trPr>
+        <w:tc>
+          <w:tcPr>
+            <w:tcW w:type="dxa" w:w="1984"/>
+            <w:vAlign w:val="center"/>
+          </w:tcPr>
+          <w:p>
+            <w:pPr>
+              <w:pStyle w:val="TableBody"/>
+            </w:pPr>
+            <w:r>
+              <w:t>configuration</w:t>
+            </w:r>
+          </w:p>
+        </w:tc>
+        <w:tc>
+          <w:tcPr>
+            <w:tcW w:type="dxa" w:w="3572"/>
+            <w:vAlign w:val="center"/>
+          </w:tcPr>
+          <w:p>
+            <w:pPr>
+              <w:pStyle w:val="TableBody"/>
+            </w:pPr>
+            <w:r>
+              <w:t>定义、组合、派生、校验配置</w:t>
+            </w:r>
+          </w:p>
+        </w:tc>
+        <w:tc>
+          <w:tcPr>
+            <w:tcW w:type="dxa" w:w="4082"/>
+            <w:vAlign w:val="center"/>
+          </w:tcPr>
+          <w:p>
+            <w:pPr>
+              <w:pStyle w:val="TableBody"/>
+            </w:pPr>
+            <w:r>
+              <w:t>冻结的 ResolvedConfig</w:t>
+            </w:r>
+          </w:p>
+        </w:tc>
+      </w:tr>
+      <w:tr>
+        <w:trPr>
+          <w:cantSplit/>
+        </w:trPr>
+        <w:tc>
+          <w:tcPr>
+            <w:tcW w:type="dxa" w:w="1984"/>
+            <w:vAlign w:val="center"/>
+          </w:tcPr>
+          <w:p>
+            <w:pPr>
+              <w:pStyle w:val="TableBody"/>
+            </w:pPr>
+            <w:r>
+              <w:t>costmodel</w:t>
+            </w:r>
+          </w:p>
+        </w:tc>
+        <w:tc>
+          <w:tcPr>
+            <w:tcW w:type="dxa" w:w="3572"/>
+            <w:vAlign w:val="center"/>
+          </w:tcPr>
+          <w:p>
+            <w:pPr>
+              <w:pStyle w:val="TableBody"/>
+            </w:pPr>
+            <w:r>
+              <w:t>动作成本、特征化和不确定性</w:t>
+            </w:r>
+          </w:p>
+        </w:tc>
+        <w:tc>
+          <w:tcPr>
+            <w:tcW w:type="dxa" w:w="4082"/>
+            <w:vAlign w:val="center"/>
+          </w:tcPr>
+          <w:p>
+            <w:pPr>
+              <w:pStyle w:val="TableBody"/>
+            </w:pPr>
+            <w:r>
+              <w:t>CostProfile、Estimate</w:t>
             </w:r>
           </w:p>
         </w:tc>
@@ -181,7 +677,7 @@
               <w:pStyle w:val="TableBody"/>
             </w:pPr>
             <w:r>
-              <w:t>硬件资源、内部状态、操作行为与成本估计</w:t>
+              <w:t>Core/Tile/Die/Package 的资源与行为</w:t>
             </w:r>
           </w:p>
         </w:tc>
@@ -195,7 +691,148 @@
               <w:pStyle w:val="TableBody"/>
             </w:pPr>
             <w:r>
-              <w:t>硬件能力描述和组件模型</w:t>
+              <w:t>能力描述、请求响应、局部状态</w:t>
+            </w:r>
+          </w:p>
+        </w:tc>
+      </w:tr>
+      <w:tr>
+        <w:trPr>
+          <w:cantSplit/>
+        </w:trPr>
+        <w:tc>
+          <w:tcPr>
+            <w:tcW w:type="dxa" w:w="1984"/>
+            <w:vAlign w:val="center"/>
+          </w:tcPr>
+          <w:p>
+            <w:pPr>
+              <w:pStyle w:val="TableBody"/>
+            </w:pPr>
+            <w:r>
+              <w:t>systemmodel</w:t>
+            </w:r>
+          </w:p>
+        </w:tc>
+        <w:tc>
+          <w:tcPr>
+            <w:tcW w:type="dxa" w:w="3572"/>
+            <w:vAlign w:val="center"/>
+          </w:tcPr>
+          <w:p>
+            <w:pPr>
+              <w:pStyle w:val="TableBody"/>
+            </w:pPr>
+            <w:r>
+              <w:t>Board/Node、主机内存、NUMA、DMA、NIC</w:t>
+            </w:r>
+          </w:p>
+        </w:tc>
+        <w:tc>
+          <w:tcPr>
+            <w:tcW w:type="dxa" w:w="4082"/>
+            <w:vAlign w:val="center"/>
+          </w:tcPr>
+          <w:p>
+            <w:pPr>
+              <w:pStyle w:val="TableBody"/>
+            </w:pPr>
+            <w:r>
+              <w:t>节点拓扑与系统资源行为</w:t>
+            </w:r>
+          </w:p>
+        </w:tc>
+      </w:tr>
+      <w:tr>
+        <w:trPr>
+          <w:cantSplit/>
+        </w:trPr>
+        <w:tc>
+          <w:tcPr>
+            <w:tcW w:type="dxa" w:w="1984"/>
+            <w:vAlign w:val="center"/>
+          </w:tcPr>
+          <w:p>
+            <w:pPr>
+              <w:pStyle w:val="TableBody"/>
+            </w:pPr>
+            <w:r>
+              <w:t>clustermodel</w:t>
+            </w:r>
+          </w:p>
+        </w:tc>
+        <w:tc>
+          <w:tcPr>
+            <w:tcW w:type="dxa" w:w="3572"/>
+            <w:vAlign w:val="center"/>
+          </w:tcPr>
+          <w:p>
+            <w:pPr>
+              <w:pStyle w:val="TableBody"/>
+            </w:pPr>
+            <w:r>
+              <w:t>节点间 Fabric、交换、路由与通信组</w:t>
+            </w:r>
+          </w:p>
+        </w:tc>
+        <w:tc>
+          <w:tcPr>
+            <w:tcW w:type="dxa" w:w="4082"/>
+            <w:vAlign w:val="center"/>
+          </w:tcPr>
+          <w:p>
+            <w:pPr>
+              <w:pStyle w:val="TableBody"/>
+            </w:pPr>
+            <w:r>
+              <w:t>网络资源与路径描述</w:t>
+            </w:r>
+          </w:p>
+        </w:tc>
+      </w:tr>
+      <w:tr>
+        <w:trPr>
+          <w:cantSplit/>
+        </w:trPr>
+        <w:tc>
+          <w:tcPr>
+            <w:tcW w:type="dxa" w:w="1984"/>
+            <w:vAlign w:val="center"/>
+          </w:tcPr>
+          <w:p>
+            <w:pPr>
+              <w:pStyle w:val="TableBody"/>
+            </w:pPr>
+            <w:r>
+              <w:t>workloads</w:t>
+            </w:r>
+          </w:p>
+        </w:tc>
+        <w:tc>
+          <w:tcPr>
+            <w:tcW w:type="dxa" w:w="3572"/>
+            <w:vAlign w:val="center"/>
+          </w:tcPr>
+          <w:p>
+            <w:pPr>
+              <w:pStyle w:val="TableBody"/>
+            </w:pPr>
+            <w:r>
+              <w:t>任务语义、输入分布和独立参考</w:t>
+            </w:r>
+          </w:p>
+        </w:tc>
+        <w:tc>
+          <w:tcPr>
+            <w:tcW w:type="dxa" w:w="4082"/>
+            <w:vAlign w:val="center"/>
+          </w:tcPr>
+          <w:p>
+            <w:pPr>
+              <w:pStyle w:val="TableBody"/>
+            </w:pPr>
+            <w:r>
+              <w:t>WorkloadSpec、输入与参考规则</w:t>
             </w:r>
           </w:p>
         </w:tc>
@@ -228,7 +865,7 @@
               <w:pStyle w:val="TableBody"/>
             </w:pPr>
             <w:r>
-              <w:t>计算图转换、划分、映射与静态调度</w:t>
+              <w:t>语义转换、划分、映射与静态计划</w:t>
             </w:r>
           </w:p>
         </w:tc>
@@ -242,7 +879,54 @@
               <w:pStyle w:val="TableBody"/>
             </w:pPr>
             <w:r>
-              <w:t>可供仿真的执行计划</w:t>
+              <w:t>PlacementPlan、ExecutionPlan</w:t>
+            </w:r>
+          </w:p>
+        </w:tc>
+      </w:tr>
+      <w:tr>
+        <w:trPr>
+          <w:cantSplit/>
+        </w:trPr>
+        <w:tc>
+          <w:tcPr>
+            <w:tcW w:type="dxa" w:w="1984"/>
+            <w:vAlign w:val="center"/>
+          </w:tcPr>
+          <w:p>
+            <w:pPr>
+              <w:pStyle w:val="TableBody"/>
+            </w:pPr>
+            <w:r>
+              <w:t>runtime</w:t>
+            </w:r>
+          </w:p>
+        </w:tc>
+        <w:tc>
+          <w:tcPr>
+            <w:tcW w:type="dxa" w:w="3572"/>
+            <w:vAlign w:val="center"/>
+          </w:tcPr>
+          <w:p>
+            <w:pPr>
+              <w:pStyle w:val="TableBody"/>
+            </w:pPr>
+            <w:r>
+              <w:t>派发、流、动态策略与集合通信展开</w:t>
+            </w:r>
+          </w:p>
+        </w:tc>
+        <w:tc>
+          <w:tcPr>
+            <w:tcW w:type="dxa" w:w="4082"/>
+            <w:vAlign w:val="center"/>
+          </w:tcPr>
+          <w:p>
+            <w:pPr>
+              <w:pStyle w:val="TableBody"/>
+            </w:pPr>
+            <w:r>
+              <w:t>合法请求、同步和策略记录</w:t>
             </w:r>
           </w:p>
         </w:tc>
@@ -275,7 +959,7 @@
               <w:pStyle w:val="TableBody"/>
             </w:pPr>
             <w:r>
-              <w:t>驱动模型执行，推进时间，处理事件</w:t>
+              <w:t>时间推进、事件因果、统计与轨迹</w:t>
             </w:r>
           </w:p>
         </w:tc>
@@ -289,7 +973,7 @@
               <w:pStyle w:val="TableBody"/>
             </w:pPr>
             <w:r>
-              <w:t>输出数据、统计、执行轨迹</w:t>
+              <w:t>SimulationResult、TraceEvent</w:t>
             </w:r>
           </w:p>
         </w:tc>
@@ -308,7 +992,7 @@
               <w:pStyle w:val="TableBody"/>
             </w:pPr>
             <w:r>
-              <w:t>workloads</w:t>
+              <w:t>artifacts</w:t>
             </w:r>
           </w:p>
         </w:tc>
@@ -322,7 +1006,7 @@
               <w:pStyle w:val="TableBody"/>
             </w:pPr>
             <w:r>
-              <w:t>代表性任务、输入规格与独立参考实现</w:t>
+              <w:t>序列化、来源、版本与存储</w:t>
             </w:r>
           </w:p>
         </w:tc>
@@ -336,7 +1020,7 @@
               <w:pStyle w:val="TableBody"/>
             </w:pPr>
             <w:r>
-              <w:t>负载定义及正确性基准</w:t>
+              <w:t>ArtifactManifest 和可恢复记录</w:t>
             </w:r>
           </w:p>
         </w:tc>
@@ -369,7 +1053,7 @@
               <w:pStyle w:val="TableBody"/>
             </w:pPr>
             <w:r>
-              <w:t>实验运行、参数扫描、指标分析</w:t>
+              <w:t>装配实验、校准、搜索和比较</w:t>
             </w:r>
           </w:p>
         </w:tc>
@@ -383,7 +1067,7 @@
               <w:pStyle w:val="TableBody"/>
             </w:pPr>
             <w:r>
-              <w:t>可复现的方案对比</w:t>
+              <w:t>实验集合、分析与推荐条件</w:t>
             </w:r>
           </w:p>
         </w:tc>
@@ -402,7 +1086,7 @@
               <w:pStyle w:val="TableBody"/>
             </w:pPr>
             <w:r>
-              <w:t>tests</w:t>
+              <w:t>ui</w:t>
             </w:r>
           </w:p>
         </w:tc>
@@ -416,7 +1100,7 @@
               <w:pStyle w:val="TableBody"/>
             </w:pPr>
             <w:r>
-              <w:t>模型、接口与端到端验证</w:t>
+              <w:t>配置表单、拓扑、映射与结果视图</w:t>
             </w:r>
           </w:p>
         </w:tc>
@@ -430,195 +1114,7 @@
               <w:pStyle w:val="TableBody"/>
             </w:pPr>
             <w:r>
-              <w:t>自动检查与回归用例</w:t>
-            </w:r>
-          </w:p>
-        </w:tc>
-      </w:tr>
-      <w:tr>
-        <w:trPr>
-          <w:cantSplit/>
-        </w:trPr>
-        <w:tc>
-          <w:tcPr>
-            <w:tcW w:type="dxa" w:w="1984"/>
-            <w:vAlign w:val="center"/>
-          </w:tcPr>
-          <w:p>
-            <w:pPr>
-              <w:pStyle w:val="TableBody"/>
-            </w:pPr>
-            <w:r>
-              <w:t>config</w:t>
-            </w:r>
-          </w:p>
-        </w:tc>
-        <w:tc>
-          <w:tcPr>
-            <w:tcW w:type="dxa" w:w="3572"/>
-            <w:vAlign w:val="center"/>
-          </w:tcPr>
-          <w:p>
-            <w:pPr>
-              <w:pStyle w:val="TableBody"/>
-            </w:pPr>
-            <w:r>
-              <w:t>硬件、编译、仿真和实验配置</w:t>
-            </w:r>
-          </w:p>
-        </w:tc>
-        <w:tc>
-          <w:tcPr>
-            <w:tcW w:type="dxa" w:w="4082"/>
-            <w:vAlign w:val="center"/>
-          </w:tcPr>
-          <w:p>
-            <w:pPr>
-              <w:pStyle w:val="TableBody"/>
-            </w:pPr>
-            <w:r>
-              <w:t>可序列化的运行参数</w:t>
-            </w:r>
-          </w:p>
-        </w:tc>
-      </w:tr>
-      <w:tr>
-        <w:trPr>
-          <w:cantSplit/>
-        </w:trPr>
-        <w:tc>
-          <w:tcPr>
-            <w:tcW w:type="dxa" w:w="1984"/>
-            <w:vAlign w:val="center"/>
-          </w:tcPr>
-          <w:p>
-            <w:pPr>
-              <w:pStyle w:val="TableBody"/>
-            </w:pPr>
-            <w:r>
-              <w:t>data</w:t>
-            </w:r>
-          </w:p>
-        </w:tc>
-        <w:tc>
-          <w:tcPr>
-            <w:tcW w:type="dxa" w:w="3572"/>
-            <w:vAlign w:val="center"/>
-          </w:tcPr>
-          <w:p>
-            <w:pPr>
-              <w:pStyle w:val="TableBody"/>
-            </w:pPr>
-            <w:r>
-              <w:t>输入数据与运行结果</w:t>
-            </w:r>
-          </w:p>
-        </w:tc>
-        <w:tc>
-          <w:tcPr>
-            <w:tcW w:type="dxa" w:w="4082"/>
-            <w:vAlign w:val="center"/>
-          </w:tcPr>
-          <w:p>
-            <w:pPr>
-              <w:pStyle w:val="TableBody"/>
-            </w:pPr>
-            <w:r>
-              <w:t>数据集和实验记录</w:t>
-            </w:r>
-          </w:p>
-        </w:tc>
-      </w:tr>
-      <w:tr>
-        <w:trPr>
-          <w:cantSplit/>
-        </w:trPr>
-        <w:tc>
-          <w:tcPr>
-            <w:tcW w:type="dxa" w:w="1984"/>
-            <w:vAlign w:val="center"/>
-          </w:tcPr>
-          <w:p>
-            <w:pPr>
-              <w:pStyle w:val="TableBody"/>
-            </w:pPr>
-            <w:r>
-              <w:t>example</w:t>
-            </w:r>
-          </w:p>
-        </w:tc>
-        <w:tc>
-          <w:tcPr>
-            <w:tcW w:type="dxa" w:w="3572"/>
-            <w:vAlign w:val="center"/>
-          </w:tcPr>
-          <w:p>
-            <w:pPr>
-              <w:pStyle w:val="TableBody"/>
-            </w:pPr>
-            <w:r>
-              <w:t>展示一次完整调用</w:t>
-            </w:r>
-          </w:p>
-        </w:tc>
-        <w:tc>
-          <w:tcPr>
-            <w:tcW w:type="dxa" w:w="4082"/>
-            <w:vAlign w:val="center"/>
-          </w:tcPr>
-          <w:p>
-            <w:pPr>
-              <w:pStyle w:val="TableBody"/>
-            </w:pPr>
-            <w:r>
-              <w:t>最小可复现示例</w:t>
-            </w:r>
-          </w:p>
-        </w:tc>
-      </w:tr>
-      <w:tr>
-        <w:trPr>
-          <w:cantSplit/>
-        </w:trPr>
-        <w:tc>
-          <w:tcPr>
-            <w:tcW w:type="dxa" w:w="1984"/>
-            <w:vAlign w:val="center"/>
-          </w:tcPr>
-          <w:p>
-            <w:pPr>
-              <w:pStyle w:val="TableBody"/>
-            </w:pPr>
-            <w:r>
-              <w:t>docs</w:t>
-            </w:r>
-          </w:p>
-        </w:tc>
-        <w:tc>
-          <w:tcPr>
-            <w:tcW w:type="dxa" w:w="3572"/>
-            <w:vAlign w:val="center"/>
-          </w:tcPr>
-          <w:p>
-            <w:pPr>
-              <w:pStyle w:val="TableBody"/>
-            </w:pPr>
-            <w:r>
-              <w:t>架构规格、接口约定与验证方法</w:t>
-            </w:r>
-          </w:p>
-        </w:tc>
-        <w:tc>
-          <w:tcPr>
-            <w:tcW w:type="dxa" w:w="4082"/>
-            <w:vAlign w:val="center"/>
-          </w:tcPr>
-          <w:p>
-            <w:pPr>
-              <w:pStyle w:val="TableBody"/>
-            </w:pPr>
-            <w:r>
-              <w:t>Markdown 源文档和 Word 汇编</w:t>
+              <w:t>同一配置的编辑与解释入口</w:t>
             </w:r>
           </w:p>
         </w:tc>
@@ -636,31 +1132,7 @@
     </w:p>
     <w:p>
       <w:r>
-        <w:rPr>
-          <w:rFonts w:ascii="Consolas" w:hAnsi="Consolas" w:eastAsia="Microsoft YaHei"/>
-        </w:rPr>
-        <w:t>workloads</w:t>
-      </w:r>
-      <w:r>
-        <w:t xml:space="preserve"> 描述要执行什么，</w:t>
-      </w:r>
-      <w:r>
-        <w:rPr>
-          <w:rFonts w:ascii="Consolas" w:hAnsi="Consolas" w:eastAsia="Microsoft YaHei"/>
-        </w:rPr>
-        <w:t>config</w:t>
-      </w:r>
-      <w:r>
-        <w:t xml:space="preserve"> 描述采用哪些参数，</w:t>
-      </w:r>
-      <w:r>
-        <w:rPr>
-          <w:rFonts w:ascii="Consolas" w:hAnsi="Consolas" w:eastAsia="Microsoft YaHei"/>
-        </w:rPr>
-        <w:t>data</w:t>
-      </w:r>
-      <w:r>
-        <w:t xml:space="preserve"> 保存具体数据和结果。大型输入通过清单、校验值和获取方式管理；每次运行保存实际使用的配置快照。</w:t>
+        <w:t>config 保存配置文件，configuration 实现配置逻辑；data 保存数据与运行记录，artifacts 实现保存规则。tests、example、tools 分别保存验证、示例与开发工具。所有主模块均有 README.md 和 docs/design.md；完整目录与允许依赖以 docs/architecture/modules.json 为准。</w:t>
       </w:r>
     </w:p>
     <w:p>
@@ -668,7 +1140,12 @@
         <w:pStyle w:val="Heading2"/>
       </w:pPr>
       <w:r>
-        <w:t>芯片模型</w:t>
+        <w:t>1.4 解耦规则与装配</w:t>
+      </w:r>
+    </w:p>
+    <w:p>
+      <w:r>
+        <w:t>contracts 不依赖其他业务模块。硬件模型逐层组合：systemmodel 使用 chipmodel，clustermodel 使用 systemmodel；各层可以查询 costmodel。compiler 只读取公共能力和成本接口，不读取硬件内部队列。runtime 与 simulator 只依赖 contracts 中的协议。</w:t>
       </w:r>
     </w:p>
     <w:p>
@@ -676,7 +1153,7 @@
         <w:keepNext/>
       </w:pPr>
       <w:r>
-        <w:t>各组件分别定义静态参数、运行状态和状态转换。组件可以返回完成事件或延迟估计，统一时间轴由仿真引擎管理。</w:t>
+        <w:t>evaluation 是组合入口：加载配置、构造硬件与策略、把符合协议的实例注入 simulator，再委托 artifacts 保存产物。simulator 可以调用注入的组件，但不需要导入某个 CPU、CIM 或集群实现。模块依赖是代码关系；请求与完成通知可以双向传递，不意味着代码依赖成环。</w:t>
       </w:r>
     </w:p>
     <w:tbl>
@@ -725,7 +1202,7 @@
               <w:rPr>
                 <w:b/>
               </w:rPr>
-              <w:t>子目录</w:t>
+              <w:t>状态</w:t>
             </w:r>
           </w:p>
         </w:tc>
@@ -744,7 +1221,7 @@
               <w:rPr>
                 <w:b/>
               </w:rPr>
-              <w:t>主要参数</w:t>
+              <w:t>唯一维护方</w:t>
             </w:r>
           </w:p>
         </w:tc>
@@ -763,7 +1240,7 @@
               <w:rPr>
                 <w:b/>
               </w:rPr>
-              <w:t>主要状态与行为</w:t>
+              <w:t>其他模块如何获取</w:t>
             </w:r>
           </w:p>
         </w:tc>
@@ -782,7 +1259,7 @@
               <w:pStyle w:val="TableBody"/>
             </w:pPr>
             <w:r>
-              <w:t>compute</w:t>
+              <w:t>已冻结配置</w:t>
             </w:r>
           </w:p>
         </w:tc>
@@ -796,7 +1273,7 @@
               <w:pStyle w:val="TableBody"/>
             </w:pPr>
             <w:r>
-              <w:t>支持操作、精度、并行度、吞吐与延迟</w:t>
+              <w:t>configuration 输出，不可变</w:t>
             </w:r>
           </w:p>
         </w:tc>
@@ -810,7 +1287,7 @@
               <w:pStyle w:val="TableBody"/>
             </w:pPr>
             <w:r>
-              <w:t>发射、执行、流水线占用、完成</w:t>
+              <w:t>通过标识和哈希读取</w:t>
             </w:r>
           </w:p>
         </w:tc>
@@ -829,7 +1306,7 @@
               <w:pStyle w:val="TableBody"/>
             </w:pPr>
             <w:r>
-              <w:t>memory</w:t>
+              <w:t>硬件公共规格</w:t>
             </w:r>
           </w:p>
         </w:tc>
@@ -843,7 +1320,7 @@
               <w:pStyle w:val="TableBody"/>
             </w:pPr>
             <w:r>
-              <w:t>容量、位宽、端口、访问延迟和带宽</w:t>
+              <w:t>硬件装配输出，不可变</w:t>
             </w:r>
           </w:p>
         </w:tc>
@@ -857,7 +1334,7 @@
               <w:pStyle w:val="TableBody"/>
             </w:pPr>
             <w:r>
-              <w:t>分配、读写、端口冲突、请求排队</w:t>
+              <w:t>通过能力契约读取</w:t>
             </w:r>
           </w:p>
         </w:tc>
@@ -876,7 +1353,7 @@
               <w:pStyle w:val="TableBody"/>
             </w:pPr>
             <w:r>
-              <w:t>interconnect</w:t>
+              <w:t>资源队列、端口、存储内容与占用</w:t>
             </w:r>
           </w:p>
         </w:tc>
@@ -890,7 +1367,7 @@
               <w:pStyle w:val="TableBody"/>
             </w:pPr>
             <w:r>
-              <w:t>拓扑、链路带宽、路由和传输规则</w:t>
+              <w:t>对应 chip/system/cluster 组件</w:t>
             </w:r>
           </w:p>
         </w:tc>
@@ -904,7 +1381,7 @@
               <w:pStyle w:val="TableBody"/>
             </w:pPr>
             <w:r>
-              <w:t>传输、争用、背压、交付</w:t>
+              <w:t>请求协议、只读观测快照</w:t>
             </w:r>
           </w:p>
         </w:tc>
@@ -923,7 +1400,7 @@
               <w:pStyle w:val="TableBody"/>
             </w:pPr>
             <w:r>
-              <w:t>control</w:t>
+              <w:t>计划与映射</w:t>
             </w:r>
           </w:p>
         </w:tc>
@@ -937,7 +1414,7 @@
               <w:pStyle w:val="TableBody"/>
             </w:pPr>
             <w:r>
-              <w:t>队列容量、发射规则和同步机制</w:t>
+              <w:t>compiler 输出，不可变</w:t>
             </w:r>
           </w:p>
         </w:tc>
@@ -951,1022 +1428,7 @@
               <w:pStyle w:val="TableBody"/>
             </w:pPr>
             <w:r>
-              <w:t>就绪判断、派发、仲裁、同步</w:t>
-            </w:r>
-          </w:p>
-        </w:tc>
-      </w:tr>
-    </w:tbl>
-    <w:p>
-      <w:pPr>
-        <w:spacing w:after="0" w:before="0" w:line="80" w:lineRule="exact"/>
-      </w:pPr>
-      <w:r>
-        <w:rPr>
-          <w:sz w:val="8"/>
-        </w:rPr>
-      </w:r>
-    </w:p>
-    <w:p>
-      <w:r>
-        <w:t>带宽、容量和延迟参数由硬件配置提供，编译器与仿真器读取同一份解析结果。组件之间通过显式端口、请求和事件交互。芯片模型依赖的公共类型应保持稳定，避免依赖编译器内部优化 pass。</w:t>
-      </w:r>
-    </w:p>
-    <w:p>
-      <w:pPr>
-        <w:pStyle w:val="Heading2"/>
-      </w:pPr>
-      <w:r>
-        <w:t>编译器和仿真器</w:t>
-      </w:r>
-    </w:p>
-    <w:p>
-      <w:pPr>
-        <w:keepNext/>
-      </w:pPr>
-      <w:r>
-        <w:t>保留现有编译器目录。下表定义各阶段的职责，具体 pass 顺序由 pipeline 根据数据依赖组织。</w:t>
-      </w:r>
-    </w:p>
-    <w:tbl>
-      <w:tblPr>
-        <w:tblW w:type="auto" w:w="0"/>
-        <w:jc w:val="center"/>
-        <w:tblLayout w:type="fixed"/>
-        <w:tblLook w:firstColumn="1" w:firstRow="1" w:lastColumn="0" w:lastRow="0" w:noHBand="0" w:noVBand="1" w:val="04A0"/>
-        <w:tblBorders>
-          <w:top w:val="single" w:sz="4" w:color="D9D9D9"/>
-          <w:left w:val="single" w:sz="4" w:color="D9D9D9"/>
-          <w:bottom w:val="single" w:sz="4" w:color="D9D9D9"/>
-          <w:right w:val="single" w:sz="4" w:color="D9D9D9"/>
-          <w:insideH w:val="single" w:sz="4" w:color="D9D9D9"/>
-          <w:insideV w:val="single" w:sz="4" w:color="D9D9D9"/>
-        </w:tblBorders>
-        <w:tblCellMar>
-          <w:top w:w="50" w:type="dxa"/>
-          <w:bottom w:w="50" w:type="dxa"/>
-          <w:left w:w="100" w:type="dxa"/>
-          <w:right w:w="100" w:type="dxa"/>
-        </w:tblCellMar>
-      </w:tblPr>
-      <w:tblGrid>
-        <w:gridCol w:w="2268"/>
-        <w:gridCol w:w="7370"/>
-      </w:tblGrid>
-      <w:tr>
-        <w:trPr>
-          <w:cantSplit/>
-          <w:tblHeader/>
-        </w:trPr>
-        <w:tc>
-          <w:tcPr>
-            <w:tcW w:type="dxa" w:w="2268"/>
-            <w:vAlign w:val="center"/>
-            <w:shd w:fill="E8EEF4"/>
-          </w:tcPr>
-          <w:p>
-            <w:pPr>
-              <w:pStyle w:val="TableBody"/>
-              <w:keepNext/>
-            </w:pPr>
-            <w:r>
-              <w:rPr>
-                <w:b/>
-              </w:rPr>
-              <w:t>编译器目录</w:t>
-            </w:r>
-          </w:p>
-        </w:tc>
-        <w:tc>
-          <w:tcPr>
-            <w:tcW w:type="dxa" w:w="7370"/>
-            <w:vAlign w:val="center"/>
-            <w:shd w:fill="E8EEF4"/>
-          </w:tcPr>
-          <w:p>
-            <w:pPr>
-              <w:pStyle w:val="TableBody"/>
-              <w:keepNext/>
-            </w:pPr>
-            <w:r>
-              <w:rPr>
-                <w:b/>
-              </w:rPr>
-              <w:t>职责</w:t>
-            </w:r>
-          </w:p>
-        </w:tc>
-      </w:tr>
-      <w:tr>
-        <w:trPr>
-          <w:cantSplit/>
-        </w:trPr>
-        <w:tc>
-          <w:tcPr>
-            <w:tcW w:type="dxa" w:w="2268"/>
-            <w:vAlign w:val="center"/>
-          </w:tcPr>
-          <w:p>
-            <w:pPr>
-              <w:pStyle w:val="TableBody"/>
-            </w:pPr>
-            <w:r>
-              <w:t>ir</w:t>
-            </w:r>
-          </w:p>
-        </w:tc>
-        <w:tc>
-          <w:tcPr>
-            <w:tcW w:type="dxa" w:w="7370"/>
-            <w:vAlign w:val="center"/>
-          </w:tcPr>
-          <w:p>
-            <w:pPr>
-              <w:pStyle w:val="TableBody"/>
-            </w:pPr>
-            <w:r>
-              <w:t>表达计算语义、数据对象及依赖</w:t>
-            </w:r>
-          </w:p>
-        </w:tc>
-      </w:tr>
-      <w:tr>
-        <w:trPr>
-          <w:cantSplit/>
-        </w:trPr>
-        <w:tc>
-          <w:tcPr>
-            <w:tcW w:type="dxa" w:w="2268"/>
-            <w:vAlign w:val="center"/>
-          </w:tcPr>
-          <w:p>
-            <w:pPr>
-              <w:pStyle w:val="TableBody"/>
-            </w:pPr>
-            <w:r>
-              <w:t>globalsplit</w:t>
-            </w:r>
-          </w:p>
-        </w:tc>
-        <w:tc>
-          <w:tcPr>
-            <w:tcW w:type="dxa" w:w="7370"/>
-            <w:vAlign w:val="center"/>
-          </w:tcPr>
-          <w:p>
-            <w:pPr>
-              <w:pStyle w:val="TableBody"/>
-            </w:pPr>
-            <w:r>
-              <w:t>全局任务或计算图划分</w:t>
-            </w:r>
-          </w:p>
-        </w:tc>
-      </w:tr>
-      <w:tr>
-        <w:trPr>
-          <w:cantSplit/>
-        </w:trPr>
-        <w:tc>
-          <w:tcPr>
-            <w:tcW w:type="dxa" w:w="2268"/>
-            <w:vAlign w:val="center"/>
-          </w:tcPr>
-          <w:p>
-            <w:pPr>
-              <w:pStyle w:val="TableBody"/>
-            </w:pPr>
-            <w:r>
-              <w:t>globalsolver</w:t>
-            </w:r>
-          </w:p>
-        </w:tc>
-        <w:tc>
-          <w:tcPr>
-            <w:tcW w:type="dxa" w:w="7370"/>
-            <w:vAlign w:val="center"/>
-          </w:tcPr>
-          <w:p>
-            <w:pPr>
-              <w:pStyle w:val="TableBody"/>
-            </w:pPr>
-            <w:r>
-              <w:t>全局资源与映射方案求解</w:t>
-            </w:r>
-          </w:p>
-        </w:tc>
-      </w:tr>
-      <w:tr>
-        <w:trPr>
-          <w:cantSplit/>
-        </w:trPr>
-        <w:tc>
-          <w:tcPr>
-            <w:tcW w:type="dxa" w:w="2268"/>
-            <w:vAlign w:val="center"/>
-          </w:tcPr>
-          <w:p>
-            <w:pPr>
-              <w:pStyle w:val="TableBody"/>
-            </w:pPr>
-            <w:r>
-              <w:t>tiling</w:t>
-            </w:r>
-          </w:p>
-        </w:tc>
-        <w:tc>
-          <w:tcPr>
-            <w:tcW w:type="dxa" w:w="7370"/>
-            <w:vAlign w:val="center"/>
-          </w:tcPr>
-          <w:p>
-            <w:pPr>
-              <w:pStyle w:val="TableBody"/>
-            </w:pPr>
-            <w:r>
-              <w:t>确定计算块和数据块的粒度</w:t>
-            </w:r>
-          </w:p>
-        </w:tc>
-      </w:tr>
-      <w:tr>
-        <w:trPr>
-          <w:cantSplit/>
-        </w:trPr>
-        <w:tc>
-          <w:tcPr>
-            <w:tcW w:type="dxa" w:w="2268"/>
-            <w:vAlign w:val="center"/>
-          </w:tcPr>
-          <w:p>
-            <w:pPr>
-              <w:pStyle w:val="TableBody"/>
-            </w:pPr>
-            <w:r>
-              <w:t>memplan</w:t>
-            </w:r>
-          </w:p>
-        </w:tc>
-        <w:tc>
-          <w:tcPr>
-            <w:tcW w:type="dxa" w:w="7370"/>
-            <w:vAlign w:val="center"/>
-          </w:tcPr>
-          <w:p>
-            <w:pPr>
-              <w:pStyle w:val="TableBody"/>
-            </w:pPr>
-            <w:r>
-              <w:t>分配存储区域并管理数据生命周期</w:t>
-            </w:r>
-          </w:p>
-        </w:tc>
-      </w:tr>
-      <w:tr>
-        <w:trPr>
-          <w:cantSplit/>
-        </w:trPr>
-        <w:tc>
-          <w:tcPr>
-            <w:tcW w:type="dxa" w:w="2268"/>
-            <w:vAlign w:val="center"/>
-          </w:tcPr>
-          <w:p>
-            <w:pPr>
-              <w:pStyle w:val="TableBody"/>
-            </w:pPr>
-            <w:r>
-              <w:t>sched</w:t>
-            </w:r>
-          </w:p>
-        </w:tc>
-        <w:tc>
-          <w:tcPr>
-            <w:tcW w:type="dxa" w:w="7370"/>
-            <w:vAlign w:val="center"/>
-          </w:tcPr>
-          <w:p>
-            <w:pPr>
-              <w:pStyle w:val="TableBody"/>
-            </w:pPr>
-            <w:r>
-              <w:t>确定静态顺序、资源映射与依赖</w:t>
-            </w:r>
-          </w:p>
-        </w:tc>
-      </w:tr>
-      <w:tr>
-        <w:trPr>
-          <w:cantSplit/>
-        </w:trPr>
-        <w:tc>
-          <w:tcPr>
-            <w:tcW w:type="dxa" w:w="2268"/>
-            <w:vAlign w:val="center"/>
-          </w:tcPr>
-          <w:p>
-            <w:pPr>
-              <w:pStyle w:val="TableBody"/>
-            </w:pPr>
-            <w:r>
-              <w:t>lowering</w:t>
-            </w:r>
-          </w:p>
-        </w:tc>
-        <w:tc>
-          <w:tcPr>
-            <w:tcW w:type="dxa" w:w="7370"/>
-            <w:vAlign w:val="center"/>
-          </w:tcPr>
-          <w:p>
-            <w:pPr>
-              <w:pStyle w:val="TableBody"/>
-            </w:pPr>
-            <w:r>
-              <w:t>转换到目标架构支持的操作层级</w:t>
-            </w:r>
-          </w:p>
-        </w:tc>
-      </w:tr>
-      <w:tr>
-        <w:trPr>
-          <w:cantSplit/>
-        </w:trPr>
-        <w:tc>
-          <w:tcPr>
-            <w:tcW w:type="dxa" w:w="2268"/>
-            <w:vAlign w:val="center"/>
-          </w:tcPr>
-          <w:p>
-            <w:pPr>
-              <w:pStyle w:val="TableBody"/>
-            </w:pPr>
-            <w:r>
-              <w:t>interpret</w:t>
-            </w:r>
-          </w:p>
-        </w:tc>
-        <w:tc>
-          <w:tcPr>
-            <w:tcW w:type="dxa" w:w="7370"/>
-            <w:vAlign w:val="center"/>
-          </w:tcPr>
-          <w:p>
-            <w:pPr>
-              <w:pStyle w:val="TableBody"/>
-            </w:pPr>
-            <w:r>
-              <w:t>解释 IR，用于编译语义检查</w:t>
-            </w:r>
-          </w:p>
-        </w:tc>
-      </w:tr>
-      <w:tr>
-        <w:trPr>
-          <w:cantSplit/>
-        </w:trPr>
-        <w:tc>
-          <w:tcPr>
-            <w:tcW w:type="dxa" w:w="2268"/>
-            <w:vAlign w:val="center"/>
-          </w:tcPr>
-          <w:p>
-            <w:pPr>
-              <w:pStyle w:val="TableBody"/>
-            </w:pPr>
-            <w:r>
-              <w:t>export</w:t>
-            </w:r>
-          </w:p>
-        </w:tc>
-        <w:tc>
-          <w:tcPr>
-            <w:tcW w:type="dxa" w:w="7370"/>
-            <w:vAlign w:val="center"/>
-          </w:tcPr>
-          <w:p>
-            <w:pPr>
-              <w:pStyle w:val="TableBody"/>
-            </w:pPr>
-            <w:r>
-              <w:t>导出带版本的执行计划</w:t>
-            </w:r>
-          </w:p>
-        </w:tc>
-      </w:tr>
-      <w:tr>
-        <w:trPr>
-          <w:cantSplit/>
-        </w:trPr>
-        <w:tc>
-          <w:tcPr>
-            <w:tcW w:type="dxa" w:w="2268"/>
-            <w:vAlign w:val="center"/>
-          </w:tcPr>
-          <w:p>
-            <w:pPr>
-              <w:pStyle w:val="TableBody"/>
-            </w:pPr>
-            <w:r>
-              <w:t>pipeline</w:t>
-            </w:r>
-          </w:p>
-        </w:tc>
-        <w:tc>
-          <w:tcPr>
-            <w:tcW w:type="dxa" w:w="7370"/>
-            <w:vAlign w:val="center"/>
-          </w:tcPr>
-          <w:p>
-            <w:pPr>
-              <w:pStyle w:val="TableBody"/>
-            </w:pPr>
-            <w:r>
-              <w:t>组织 pass，检查输入输出约束</w:t>
-            </w:r>
-          </w:p>
-        </w:tc>
-      </w:tr>
-      <w:tr>
-        <w:trPr>
-          <w:cantSplit/>
-        </w:trPr>
-        <w:tc>
-          <w:tcPr>
-            <w:tcW w:type="dxa" w:w="2268"/>
-            <w:vAlign w:val="center"/>
-          </w:tcPr>
-          <w:p>
-            <w:pPr>
-              <w:pStyle w:val="TableBody"/>
-            </w:pPr>
-            <w:r>
-              <w:t>lba</w:t>
-            </w:r>
-          </w:p>
-        </w:tc>
-        <w:tc>
-          <w:tcPr>
-            <w:tcW w:type="dxa" w:w="7370"/>
-            <w:vAlign w:val="center"/>
-          </w:tcPr>
-          <w:p>
-            <w:pPr>
-              <w:pStyle w:val="TableBody"/>
-            </w:pPr>
-            <w:r>
-              <w:t>保留现有目录，职责明确后接入 pipeline</w:t>
-            </w:r>
-          </w:p>
-        </w:tc>
-      </w:tr>
-    </w:tbl>
-    <w:p>
-      <w:pPr>
-        <w:spacing w:after="0" w:before="0" w:line="80" w:lineRule="exact"/>
-      </w:pPr>
-      <w:r>
-        <w:rPr>
-          <w:sz w:val="8"/>
-        </w:rPr>
-      </w:r>
-    </w:p>
-    <w:p>
-      <w:r>
-        <w:rPr>
-          <w:rFonts w:ascii="Consolas" w:hAnsi="Consolas" w:eastAsia="Microsoft YaHei"/>
-        </w:rPr>
-        <w:t>simulator/engine</w:t>
-      </w:r>
-      <w:r>
-        <w:t xml:space="preserve"> 负责事件队列、时间推进、完成通知和终止判断；</w:t>
-      </w:r>
-      <w:r>
-        <w:rPr>
-          <w:rFonts w:ascii="Consolas" w:hAnsi="Consolas" w:eastAsia="Microsoft YaHei"/>
-        </w:rPr>
-        <w:t>stats</w:t>
-      </w:r>
-      <w:r>
-        <w:t xml:space="preserve"> 汇总计数器；</w:t>
-      </w:r>
-      <w:r>
-        <w:rPr>
-          <w:rFonts w:ascii="Consolas" w:hAnsi="Consolas" w:eastAsia="Microsoft YaHei"/>
-        </w:rPr>
-        <w:t>trace</w:t>
-      </w:r>
-      <w:r>
-        <w:t xml:space="preserve"> 记录操作和资源事件。组件状态由芯片模型维护。</w:t>
-      </w:r>
-    </w:p>
-    <w:p>
-      <w:r>
-        <w:t>编译器给出映射及静态依赖。执行时的端口占用、队列阻塞和仲裁由芯片模型表达，仿真引擎推进这些行为。计划中的预计时间用于分析，实际完成时间由仿真得到。</w:t>
-      </w:r>
-    </w:p>
-    <w:p>
-      <w:r>
-        <w:t>IR 解释器检查编译转换的语义。功能仿真检查执行计划在硬件操作语义下的结果。两者均应与 workloads/reference 中独立实现的参考结果比对。</w:t>
-      </w:r>
-    </w:p>
-    <w:p>
-      <w:pPr>
-        <w:pStyle w:val="Heading2"/>
-      </w:pPr>
-      <w:r>
-        <w:t>数据流与实现顺序</w:t>
-      </w:r>
-    </w:p>
-    <w:p>
-      <w:r>
-        <w:t>负载定义与输入数据进入编译器。编译器查询硬件能力，导出执行计划。仿真器装载同一硬件配置和输入数据，执行计划并记录结果。evaluation 完成功能比对、性能分析和方案比较。</w:t>
-      </w:r>
-    </w:p>
-    <w:p>
-      <w:pPr>
-        <w:keepNext/>
-      </w:pPr>
-      <w:r>
-        <w:t>硬件配置、执行计划、输入数据通过标识及内容哈希关联。仿真开始前检查引用一致性。参数扫描逐次生成配置快照，是否重新编译由实验目的决定。</w:t>
-      </w:r>
-    </w:p>
-    <w:tbl>
-      <w:tblPr>
-        <w:tblW w:type="auto" w:w="0"/>
-        <w:jc w:val="center"/>
-        <w:tblLayout w:type="fixed"/>
-        <w:tblLook w:firstColumn="1" w:firstRow="1" w:lastColumn="0" w:lastRow="0" w:noHBand="0" w:noVBand="1" w:val="04A0"/>
-        <w:tblBorders>
-          <w:top w:val="single" w:sz="4" w:color="D9D9D9"/>
-          <w:left w:val="single" w:sz="4" w:color="D9D9D9"/>
-          <w:bottom w:val="single" w:sz="4" w:color="D9D9D9"/>
-          <w:right w:val="single" w:sz="4" w:color="D9D9D9"/>
-          <w:insideH w:val="single" w:sz="4" w:color="D9D9D9"/>
-          <w:insideV w:val="single" w:sz="4" w:color="D9D9D9"/>
-        </w:tblBorders>
-        <w:tblCellMar>
-          <w:top w:w="50" w:type="dxa"/>
-          <w:bottom w:w="50" w:type="dxa"/>
-          <w:left w:w="100" w:type="dxa"/>
-          <w:right w:w="100" w:type="dxa"/>
-        </w:tblCellMar>
-      </w:tblPr>
-      <w:tblGrid>
-        <w:gridCol w:w="737"/>
-        <w:gridCol w:w="3515"/>
-        <w:gridCol w:w="5386"/>
-      </w:tblGrid>
-      <w:tr>
-        <w:trPr>
-          <w:cantSplit/>
-          <w:tblHeader/>
-        </w:trPr>
-        <w:tc>
-          <w:tcPr>
-            <w:tcW w:type="dxa" w:w="737"/>
-            <w:vAlign w:val="center"/>
-            <w:shd w:fill="E8EEF4"/>
-          </w:tcPr>
-          <w:p>
-            <w:pPr>
-              <w:pStyle w:val="TableBody"/>
-              <w:keepNext/>
-              <w:jc w:val="center"/>
-            </w:pPr>
-            <w:r>
-              <w:rPr>
-                <w:b/>
-              </w:rPr>
-              <w:t>阶段</w:t>
-            </w:r>
-          </w:p>
-        </w:tc>
-        <w:tc>
-          <w:tcPr>
-            <w:tcW w:type="dxa" w:w="3515"/>
-            <w:vAlign w:val="center"/>
-            <w:shd w:fill="E8EEF4"/>
-          </w:tcPr>
-          <w:p>
-            <w:pPr>
-              <w:pStyle w:val="TableBody"/>
-              <w:keepNext/>
-            </w:pPr>
-            <w:r>
-              <w:rPr>
-                <w:b/>
-              </w:rPr>
-              <w:t>实现重点</w:t>
-            </w:r>
-          </w:p>
-        </w:tc>
-        <w:tc>
-          <w:tcPr>
-            <w:tcW w:type="dxa" w:w="5386"/>
-            <w:vAlign w:val="center"/>
-            <w:shd w:fill="E8EEF4"/>
-          </w:tcPr>
-          <w:p>
-            <w:pPr>
-              <w:pStyle w:val="TableBody"/>
-              <w:keepNext/>
-            </w:pPr>
-            <w:r>
-              <w:rPr>
-                <w:b/>
-              </w:rPr>
-              <w:t>完成条件</w:t>
-            </w:r>
-          </w:p>
-        </w:tc>
-      </w:tr>
-      <w:tr>
-        <w:trPr>
-          <w:cantSplit/>
-        </w:trPr>
-        <w:tc>
-          <w:tcPr>
-            <w:tcW w:type="dxa" w:w="737"/>
-            <w:vAlign w:val="center"/>
-          </w:tcPr>
-          <w:p>
-            <w:pPr>
-              <w:pStyle w:val="TableBody"/>
-              <w:jc w:val="center"/>
-            </w:pPr>
-            <w:r>
-              <w:t>1</w:t>
-            </w:r>
-          </w:p>
-        </w:tc>
-        <w:tc>
-          <w:tcPr>
-            <w:tcW w:type="dxa" w:w="3515"/>
-            <w:vAlign w:val="center"/>
-          </w:tcPr>
-          <w:p>
-            <w:pPr>
-              <w:pStyle w:val="TableBody"/>
-            </w:pPr>
-            <w:r>
-              <w:t>最小架构规格和工作负载</w:t>
-            </w:r>
-          </w:p>
-        </w:tc>
-        <w:tc>
-          <w:tcPr>
-            <w:tcW w:type="dxa" w:w="5386"/>
-            <w:vAlign w:val="center"/>
-          </w:tcPr>
-          <w:p>
-            <w:pPr>
-              <w:pStyle w:val="TableBody"/>
-            </w:pPr>
-            <w:r>
-              <w:t>操作、资源、数据格式及预期输出明确</w:t>
-            </w:r>
-          </w:p>
-        </w:tc>
-      </w:tr>
-      <w:tr>
-        <w:trPr>
-          <w:cantSplit/>
-        </w:trPr>
-        <w:tc>
-          <w:tcPr>
-            <w:tcW w:type="dxa" w:w="737"/>
-            <w:vAlign w:val="center"/>
-          </w:tcPr>
-          <w:p>
-            <w:pPr>
-              <w:pStyle w:val="TableBody"/>
-              <w:jc w:val="center"/>
-            </w:pPr>
-            <w:r>
-              <w:t>2</w:t>
-            </w:r>
-          </w:p>
-        </w:tc>
-        <w:tc>
-          <w:tcPr>
-            <w:tcW w:type="dxa" w:w="3515"/>
-            <w:vAlign w:val="center"/>
-          </w:tcPr>
-          <w:p>
-            <w:pPr>
-              <w:pStyle w:val="TableBody"/>
-            </w:pPr>
-            <w:r>
-              <w:t>功能模型和最小映射</w:t>
-            </w:r>
-          </w:p>
-        </w:tc>
-        <w:tc>
-          <w:tcPr>
-            <w:tcW w:type="dxa" w:w="5386"/>
-            <w:vAlign w:val="center"/>
-          </w:tcPr>
-          <w:p>
-            <w:pPr>
-              <w:pStyle w:val="TableBody"/>
-            </w:pPr>
-            <w:r>
-              <w:t>执行输出与独立参考一致</w:t>
-            </w:r>
-          </w:p>
-        </w:tc>
-      </w:tr>
-      <w:tr>
-        <w:trPr>
-          <w:cantSplit/>
-        </w:trPr>
-        <w:tc>
-          <w:tcPr>
-            <w:tcW w:type="dxa" w:w="737"/>
-            <w:vAlign w:val="center"/>
-          </w:tcPr>
-          <w:p>
-            <w:pPr>
-              <w:pStyle w:val="TableBody"/>
-              <w:jc w:val="center"/>
-            </w:pPr>
-            <w:r>
-              <w:t>3</w:t>
-            </w:r>
-          </w:p>
-        </w:tc>
-        <w:tc>
-          <w:tcPr>
-            <w:tcW w:type="dxa" w:w="3515"/>
-            <w:vAlign w:val="center"/>
-          </w:tcPr>
-          <w:p>
-            <w:pPr>
-              <w:pStyle w:val="TableBody"/>
-            </w:pPr>
-            <w:r>
-              <w:t>时间模型和资源争用</w:t>
-            </w:r>
-          </w:p>
-        </w:tc>
-        <w:tc>
-          <w:tcPr>
-            <w:tcW w:type="dxa" w:w="5386"/>
-            <w:vAlign w:val="center"/>
-          </w:tcPr>
-          <w:p>
-            <w:pPr>
-              <w:pStyle w:val="TableBody"/>
-            </w:pPr>
-            <w:r>
-              <w:t>延迟与占用符合可手算案例</w:t>
-            </w:r>
-          </w:p>
-        </w:tc>
-      </w:tr>
-      <w:tr>
-        <w:trPr>
-          <w:cantSplit/>
-        </w:trPr>
-        <w:tc>
-          <w:tcPr>
-            <w:tcW w:type="dxa" w:w="737"/>
-            <w:vAlign w:val="center"/>
-          </w:tcPr>
-          <w:p>
-            <w:pPr>
-              <w:pStyle w:val="TableBody"/>
-              <w:jc w:val="center"/>
-            </w:pPr>
-            <w:r>
-              <w:t>4</w:t>
-            </w:r>
-          </w:p>
-        </w:tc>
-        <w:tc>
-          <w:tcPr>
-            <w:tcW w:type="dxa" w:w="3515"/>
-            <w:vAlign w:val="center"/>
-          </w:tcPr>
-          <w:p>
-            <w:pPr>
-              <w:pStyle w:val="TableBody"/>
-            </w:pPr>
-            <w:r>
-              <w:t>参数扫描和对比分析</w:t>
-            </w:r>
-          </w:p>
-        </w:tc>
-        <w:tc>
-          <w:tcPr>
-            <w:tcW w:type="dxa" w:w="5386"/>
-            <w:vAlign w:val="center"/>
-          </w:tcPr>
-          <w:p>
-            <w:pPr>
-              <w:pStyle w:val="TableBody"/>
-            </w:pPr>
-            <w:r>
-              <w:t>同一实验可复现，性能变化有证据</w:t>
-            </w:r>
-          </w:p>
-        </w:tc>
-      </w:tr>
-      <w:tr>
-        <w:trPr>
-          <w:cantSplit/>
-        </w:trPr>
-        <w:tc>
-          <w:tcPr>
-            <w:tcW w:type="dxa" w:w="737"/>
-            <w:vAlign w:val="center"/>
-          </w:tcPr>
-          <w:p>
-            <w:pPr>
-              <w:pStyle w:val="TableBody"/>
-              <w:jc w:val="center"/>
-            </w:pPr>
-            <w:r>
-              <w:t>5</w:t>
-            </w:r>
-          </w:p>
-        </w:tc>
-        <w:tc>
-          <w:tcPr>
-            <w:tcW w:type="dxa" w:w="3515"/>
-            <w:vAlign w:val="center"/>
-          </w:tcPr>
-          <w:p>
-            <w:pPr>
-              <w:pStyle w:val="TableBody"/>
-            </w:pPr>
-            <w:r>
-              <w:t>关键模块 RTL 校准</w:t>
-            </w:r>
-          </w:p>
-        </w:tc>
-        <w:tc>
-          <w:tcPr>
-            <w:tcW w:type="dxa" w:w="5386"/>
-            <w:vAlign w:val="center"/>
-          </w:tcPr>
-          <w:p>
-            <w:pPr>
-              <w:pStyle w:val="TableBody"/>
-            </w:pPr>
-            <w:r>
-              <w:t>记录模型与 RTL 的差异并更新参数</w:t>
-            </w:r>
-          </w:p>
-        </w:tc>
-      </w:tr>
-    </w:tbl>
-    <w:p>
-      <w:pPr>
-        <w:spacing w:after="0" w:before="0" w:line="80" w:lineRule="exact"/>
-      </w:pPr>
-      <w:r>
-        <w:rPr>
-          <w:sz w:val="8"/>
-        </w:rPr>
-      </w:r>
-    </w:p>
-    <w:p>
-      <w:r>
-        <w:t>阶段 2 可以采用直接映射，按需要增加编译优化。阶段 3 先建立能够解释瓶颈的时间模型，再细化流水线、队列或逐周期行为。</w:t>
-      </w:r>
-    </w:p>
-    <w:p>
-      <w:pPr>
-        <w:pStyle w:val="Heading1"/>
-        <w:pageBreakBefore/>
-      </w:pPr>
-      <w:r>
-        <w:t>2 模块接口与执行约定</w:t>
-      </w:r>
-    </w:p>
-    <w:p>
-      <w:pPr>
-        <w:pStyle w:val="Heading2"/>
-      </w:pPr>
-      <w:r>
-        <w:t>契约边界</w:t>
-      </w:r>
-    </w:p>
-    <w:p>
-      <w:pPr>
-        <w:keepNext/>
-      </w:pPr>
-      <w:r>
-        <w:t>本节定义首版实现应遵守的语义。具体类、函数及序列化 schema 在实现时确定。外部数据格式与编译器内部 IR 分开版本管理；导出器和装载器负责转换与校验。</w:t>
-      </w:r>
-    </w:p>
-    <w:tbl>
-      <w:tblPr>
-        <w:tblW w:type="auto" w:w="0"/>
-        <w:jc w:val="center"/>
-        <w:tblLayout w:type="fixed"/>
-        <w:tblLook w:firstColumn="1" w:firstRow="1" w:lastColumn="0" w:lastRow="0" w:noHBand="0" w:noVBand="1" w:val="04A0"/>
-        <w:tblBorders>
-          <w:top w:val="single" w:sz="4" w:color="D9D9D9"/>
-          <w:left w:val="single" w:sz="4" w:color="D9D9D9"/>
-          <w:bottom w:val="single" w:sz="4" w:color="D9D9D9"/>
-          <w:right w:val="single" w:sz="4" w:color="D9D9D9"/>
-          <w:insideH w:val="single" w:sz="4" w:color="D9D9D9"/>
-          <w:insideV w:val="single" w:sz="4" w:color="D9D9D9"/>
-        </w:tblBorders>
-        <w:tblCellMar>
-          <w:top w:w="50" w:type="dxa"/>
-          <w:bottom w:w="50" w:type="dxa"/>
-          <w:left w:w="100" w:type="dxa"/>
-          <w:right w:w="100" w:type="dxa"/>
-        </w:tblCellMar>
-      </w:tblPr>
-      <w:tblGrid>
-        <w:gridCol w:w="1984"/>
-        <w:gridCol w:w="1701"/>
-        <w:gridCol w:w="1984"/>
-        <w:gridCol w:w="3969"/>
-      </w:tblGrid>
-      <w:tr>
-        <w:trPr>
-          <w:cantSplit/>
-          <w:tblHeader/>
-        </w:trPr>
-        <w:tc>
-          <w:tcPr>
-            <w:tcW w:type="dxa" w:w="1984"/>
-            <w:vAlign w:val="center"/>
-            <w:shd w:fill="E8EEF4"/>
-          </w:tcPr>
-          <w:p>
-            <w:pPr>
-              <w:pStyle w:val="TableBody"/>
-              <w:keepNext/>
-            </w:pPr>
-            <w:r>
-              <w:rPr>
-                <w:b/>
-              </w:rPr>
-              <w:t>数据对象</w:t>
-            </w:r>
-          </w:p>
-        </w:tc>
-        <w:tc>
-          <w:tcPr>
-            <w:tcW w:type="dxa" w:w="1701"/>
-            <w:vAlign w:val="center"/>
-            <w:shd w:fill="E8EEF4"/>
-          </w:tcPr>
-          <w:p>
-            <w:pPr>
-              <w:pStyle w:val="TableBody"/>
-              <w:keepNext/>
-            </w:pPr>
-            <w:r>
-              <w:rPr>
-                <w:b/>
-              </w:rPr>
-              <w:t>生成方</w:t>
-            </w:r>
-          </w:p>
-        </w:tc>
-        <w:tc>
-          <w:tcPr>
-            <w:tcW w:type="dxa" w:w="1984"/>
-            <w:vAlign w:val="center"/>
-            <w:shd w:fill="E8EEF4"/>
-          </w:tcPr>
-          <w:p>
-            <w:pPr>
-              <w:pStyle w:val="TableBody"/>
-              <w:keepNext/>
-            </w:pPr>
-            <w:r>
-              <w:rPr>
-                <w:b/>
-              </w:rPr>
-              <w:t>使用方</w:t>
-            </w:r>
-          </w:p>
-        </w:tc>
-        <w:tc>
-          <w:tcPr>
-            <w:tcW w:type="dxa" w:w="3969"/>
-            <w:vAlign w:val="center"/>
-            <w:shd w:fill="E8EEF4"/>
-          </w:tcPr>
-          <w:p>
-            <w:pPr>
-              <w:pStyle w:val="TableBody"/>
-              <w:keepNext/>
-            </w:pPr>
-            <w:r>
-              <w:rPr>
-                <w:b/>
-              </w:rPr>
-              <w:t>必备内容</w:t>
+              <w:t>runtime 装载；变更生成新版本</w:t>
             </w:r>
           </w:p>
         </w:tc>
@@ -1985,13 +1447,13 @@
               <w:pStyle w:val="TableBody"/>
             </w:pPr>
             <w:r>
-              <w:t>HardwareSpec</w:t>
+              <w:t>软件队列、流和通信进度</w:t>
             </w:r>
           </w:p>
         </w:tc>
         <w:tc>
           <w:tcPr>
-            <w:tcW w:type="dxa" w:w="1701"/>
+            <w:tcW w:type="dxa" w:w="3572"/>
             <w:vAlign w:val="center"/>
           </w:tcPr>
           <w:p>
@@ -1999,13 +1461,13 @@
               <w:pStyle w:val="TableBody"/>
             </w:pPr>
             <w:r>
-              <w:t>config 与 chipmodel</w:t>
+              <w:t>runtime</w:t>
             </w:r>
           </w:p>
         </w:tc>
         <w:tc>
           <w:tcPr>
-            <w:tcW w:type="dxa" w:w="1984"/>
+            <w:tcW w:type="dxa" w:w="4082"/>
             <w:vAlign w:val="center"/>
           </w:tcPr>
           <w:p>
@@ -2013,21 +1475,7 @@
               <w:pStyle w:val="TableBody"/>
             </w:pPr>
             <w:r>
-              <w:t>compiler、simulator</w:t>
-            </w:r>
-          </w:p>
-        </w:tc>
-        <w:tc>
-          <w:tcPr>
-            <w:tcW w:type="dxa" w:w="3969"/>
-            <w:vAlign w:val="center"/>
-          </w:tcPr>
-          <w:p>
-            <w:pPr>
-              <w:pStyle w:val="TableBody"/>
-            </w:pPr>
-            <w:r>
-              <w:t>版本、资源、能力、连接、约束</w:t>
+              <w:t>通知与策略诊断</w:t>
             </w:r>
           </w:p>
         </w:tc>
@@ -2046,13 +1494,13 @@
               <w:pStyle w:val="TableBody"/>
             </w:pPr>
             <w:r>
-              <w:t>WorkloadSpec</w:t>
+              <w:t>全局时间、待处理事件</w:t>
             </w:r>
           </w:p>
         </w:tc>
         <w:tc>
           <w:tcPr>
-            <w:tcW w:type="dxa" w:w="1701"/>
+            <w:tcW w:type="dxa" w:w="3572"/>
             <w:vAlign w:val="center"/>
           </w:tcPr>
           <w:p>
@@ -2060,13 +1508,13 @@
               <w:pStyle w:val="TableBody"/>
             </w:pPr>
             <w:r>
-              <w:t>workloads</w:t>
+              <w:t>simulator</w:t>
             </w:r>
           </w:p>
         </w:tc>
         <w:tc>
           <w:tcPr>
-            <w:tcW w:type="dxa" w:w="1984"/>
+            <w:tcW w:type="dxa" w:w="4082"/>
             <w:vAlign w:val="center"/>
           </w:tcPr>
           <w:p>
@@ -2074,21 +1522,7 @@
               <w:pStyle w:val="TableBody"/>
             </w:pPr>
             <w:r>
-              <w:t>compiler、evaluation</w:t>
-            </w:r>
-          </w:p>
-        </w:tc>
-        <w:tc>
-          <w:tcPr>
-            <w:tcW w:type="dxa" w:w="3969"/>
-            <w:vAlign w:val="center"/>
-          </w:tcPr>
-          <w:p>
-            <w:pPr>
-              <w:pStyle w:val="TableBody"/>
-            </w:pPr>
-            <w:r>
-              <w:t>操作、数据类型、形状、输入和参考规则</w:t>
+              <w:t>时间接口与事件记录</w:t>
             </w:r>
           </w:p>
         </w:tc>
@@ -2107,13 +1541,13 @@
               <w:pStyle w:val="TableBody"/>
             </w:pPr>
             <w:r>
-              <w:t>ExecutionPlan</w:t>
+              <w:t>成本参数和适用域</w:t>
             </w:r>
           </w:p>
         </w:tc>
         <w:tc>
           <w:tcPr>
-            <w:tcW w:type="dxa" w:w="1701"/>
+            <w:tcW w:type="dxa" w:w="3572"/>
             <w:vAlign w:val="center"/>
           </w:tcPr>
           <w:p>
@@ -2121,13 +1555,13 @@
               <w:pStyle w:val="TableBody"/>
             </w:pPr>
             <w:r>
-              <w:t>compiler</w:t>
+              <w:t>costmodel</w:t>
             </w:r>
           </w:p>
         </w:tc>
         <w:tc>
           <w:tcPr>
-            <w:tcW w:type="dxa" w:w="1984"/>
+            <w:tcW w:type="dxa" w:w="4082"/>
             <w:vAlign w:val="center"/>
           </w:tcPr>
           <w:p>
@@ -2135,21 +1569,7 @@
               <w:pStyle w:val="TableBody"/>
             </w:pPr>
             <w:r>
-              <w:t>simulator</w:t>
-            </w:r>
-          </w:p>
-        </w:tc>
-        <w:tc>
-          <w:tcPr>
-            <w:tcW w:type="dxa" w:w="3969"/>
-            <w:vAlign w:val="center"/>
-          </w:tcPr>
-          <w:p>
-            <w:pPr>
-              <w:pStyle w:val="TableBody"/>
-            </w:pPr>
-            <w:r>
-              <w:t>资源映射、缓冲分配、操作、依赖</w:t>
+              <w:t>Estimate 及来源标识</w:t>
             </w:r>
           </w:p>
         </w:tc>
@@ -2168,13 +1588,13 @@
               <w:pStyle w:val="TableBody"/>
             </w:pPr>
             <w:r>
-              <w:t>SimulationResult</w:t>
+              <w:t>运行清单与持久化事务状态</w:t>
             </w:r>
           </w:p>
         </w:tc>
         <w:tc>
           <w:tcPr>
-            <w:tcW w:type="dxa" w:w="1701"/>
+            <w:tcW w:type="dxa" w:w="3572"/>
             <w:vAlign w:val="center"/>
           </w:tcPr>
           <w:p>
@@ -2182,13 +1602,13 @@
               <w:pStyle w:val="TableBody"/>
             </w:pPr>
             <w:r>
-              <w:t>simulator</w:t>
+              <w:t>artifacts</w:t>
             </w:r>
           </w:p>
         </w:tc>
         <w:tc>
           <w:tcPr>
-            <w:tcW w:type="dxa" w:w="1984"/>
+            <w:tcW w:type="dxa" w:w="4082"/>
             <w:vAlign w:val="center"/>
           </w:tcPr>
           <w:p>
@@ -2196,82 +1616,7 @@
               <w:pStyle w:val="TableBody"/>
             </w:pPr>
             <w:r>
-              <w:t>evaluation、tests</w:t>
-            </w:r>
-          </w:p>
-        </w:tc>
-        <w:tc>
-          <w:tcPr>
-            <w:tcW w:type="dxa" w:w="3969"/>
-            <w:vAlign w:val="center"/>
-          </w:tcPr>
-          <w:p>
-            <w:pPr>
-              <w:pStyle w:val="TableBody"/>
-            </w:pPr>
-            <w:r>
-              <w:t>运行状态、输出引用、指标、配置标识</w:t>
-            </w:r>
-          </w:p>
-        </w:tc>
-      </w:tr>
-      <w:tr>
-        <w:trPr>
-          <w:cantSplit/>
-        </w:trPr>
-        <w:tc>
-          <w:tcPr>
-            <w:tcW w:type="dxa" w:w="1984"/>
-            <w:vAlign w:val="center"/>
-          </w:tcPr>
-          <w:p>
-            <w:pPr>
-              <w:pStyle w:val="TableBody"/>
-            </w:pPr>
-            <w:r>
-              <w:t>TraceEvent</w:t>
-            </w:r>
-          </w:p>
-        </w:tc>
-        <w:tc>
-          <w:tcPr>
-            <w:tcW w:type="dxa" w:w="1701"/>
-            <w:vAlign w:val="center"/>
-          </w:tcPr>
-          <w:p>
-            <w:pPr>
-              <w:pStyle w:val="TableBody"/>
-            </w:pPr>
-            <w:r>
-              <w:t>simulator/trace</w:t>
-            </w:r>
-          </w:p>
-        </w:tc>
-        <w:tc>
-          <w:tcPr>
-            <w:tcW w:type="dxa" w:w="1984"/>
-            <w:vAlign w:val="center"/>
-          </w:tcPr>
-          <w:p>
-            <w:pPr>
-              <w:pStyle w:val="TableBody"/>
-            </w:pPr>
-            <w:r>
-              <w:t>evaluation、调试工具</w:t>
-            </w:r>
-          </w:p>
-        </w:tc>
-        <w:tc>
-          <w:tcPr>
-            <w:tcW w:type="dxa" w:w="3969"/>
-            <w:vAlign w:val="center"/>
-          </w:tcPr>
-          <w:p>
-            <w:pPr>
-              <w:pStyle w:val="TableBody"/>
-            </w:pPr>
-            <w:r>
-              <w:t>时间、操作、资源、事件、阻塞原因</w:t>
+              <w:t>manifest 与版本化产物</w:t>
             </w:r>
           </w:p>
         </w:tc>
@@ -2288,26 +1633,13 @@
       </w:r>
     </w:p>
     <w:p>
-      <w:pPr>
-        <w:pStyle w:val="Heading2"/>
-      </w:pPr>
       <w:r>
-        <w:t>硬件与负载描述</w:t>
+        <w:t>NIC 属于节点；集群只连接和引用 NIC 端口。成本供应方不负责决定仲裁时序。资源占用由组件维护，仿真器可持有观测副本，但不能另建一套可独立修改的占用状态。</w:t>
       </w:r>
     </w:p>
     <w:p>
       <w:r>
-        <w:t>HardwareSpec 为每个计算、存储、传输和控制资源分配唯一标识，声明支持的操作及资源连接。动态行为的选择也属于配置，例如仲裁策略、路由规则和队列深度。</w:t>
-      </w:r>
-    </w:p>
-    <w:p>
-      <w:r>
-        <w:t>容量与地址以字节表示，带宽以字节每周期或字节每秒表示并显式标注。单时钟模型声明时钟频率和周期单位；引入多时钟域时声明时钟域、转换规则及统一时间单位。</w:t>
-      </w:r>
-    </w:p>
-    <w:p>
-      <w:r>
-        <w:t>WorkloadSpec 声明操作语义、输入输出的数据类型、形状及布局。数值规则包括累加精度、舍入、溢出或饱和处理，以及结果比对容差。参考实现独立于目标硬件模型。</w:t>
+        <w:t>跨模块不传任意可变字典或编译器内部 IR。控制信息使用小型、带版本的数据对象；大张量使用 DataRef，显式声明所在存储、布局、版本和内容引用。宿主程序共享同一个数组，不能让目标系统中的搬运、复制和可见性消失。</w:t>
       </w:r>
     </w:p>
     <w:p>
@@ -2315,15 +1647,77 @@
         <w:pStyle w:val="Heading2"/>
       </w:pPr>
       <w:r>
-        <w:t>执行计划</w:t>
+        <w:t>1.5 一次实验的完整链条</w:t>
       </w:r>
     </w:p>
     <w:p>
       <w:pPr>
+        <w:pStyle w:val="ListNumber"/>
+      </w:pPr>
+      <w:r>
+        <w:t>声明问题：负载、数值质量、时延/吞吐目标、容量/功耗/面积限制以及比较范围。</w:t>
+      </w:r>
+    </w:p>
+    <w:p>
+      <w:pPr>
+        <w:pStyle w:val="ListNumber"/>
+      </w:pPr>
+      <w:r>
+        <w:t>configuration 解析组件模板、架构实例和实验覆盖，计算派生量并校验约束，冻结配置及来源。</w:t>
+      </w:r>
+    </w:p>
+    <w:p>
+      <w:pPr>
+        <w:pStyle w:val="ListNumber"/>
+      </w:pPr>
+      <w:r>
+        <w:t>evaluation 装配对应模型，通过公共契约输出能力和拓扑；workloads 提供负载和独立参考。</w:t>
+      </w:r>
+    </w:p>
+    <w:p>
+      <w:pPr>
+        <w:pStyle w:val="ListNumber"/>
+      </w:pPr>
+      <w:r>
+        <w:t>compiler 进行划分、切块、放置、存储规划和调度，导出绑定配置与负载的计划。</w:t>
+      </w:r>
+    </w:p>
+    <w:p>
+      <w:pPr>
+        <w:pStyle w:val="ListNumber"/>
+      </w:pPr>
+      <w:r>
+        <w:t>runtime 依据依赖及已发生事件派发操作；simulator 推进时间；各资源维护状态并通知完成。</w:t>
+      </w:r>
+    </w:p>
+    <w:p>
+      <w:pPr>
+        <w:pStyle w:val="ListNumber"/>
+      </w:pPr>
+      <w:r>
+        <w:t>evaluation 检查功能、汇总规定边界内的性能与成本；artifacts 保存输入、计划、成本版本、结果和诊断。</w:t>
+      </w:r>
+    </w:p>
+    <w:p>
+      <w:pPr>
+        <w:pStyle w:val="ListNumber"/>
+      </w:pPr>
+      <w:r>
+        <w:t>修改候选参数或映射策略，明确采用固定映射还是重新映射实验，比较收益、代价及不确定性。</w:t>
+      </w:r>
+    </w:p>
+    <w:p>
+      <w:r>
+        <w:t>延迟的解释链应能从“结果变慢”回溯至“哪个阶段等待、哪个共享资源受限、哪个参数或策略造成”。只有总 TOPS、总带宽和一个利用率常数，无法支撑这种解释。</w:t>
+      </w:r>
+    </w:p>
+    <w:p>
+      <w:pPr>
+        <w:pStyle w:val="Heading2"/>
         <w:keepNext/>
       </w:pPr>
       <w:r>
-        <w:t>ExecutionPlan 包含计划版本、目标硬件配置哈希、负载标识、缓冲区表和操作表。计划导出时固化这些信息；每次运行另外记录输入数据哈希。</w:t>
+        <w:t>1.6 按问题选择精度与扩展顺序</w:t>
       </w:r>
     </w:p>
     <w:tbl>
@@ -2372,7 +1766,7 @@
               <w:rPr>
                 <w:b/>
               </w:rPr>
-              <w:t>对象</w:t>
+              <w:t>问题</w:t>
             </w:r>
           </w:p>
         </w:tc>
@@ -2391,7 +1785,7 @@
               <w:rPr>
                 <w:b/>
               </w:rPr>
-              <w:t>必备字段</w:t>
+              <w:t>最小必要模型</w:t>
             </w:r>
           </w:p>
         </w:tc>
@@ -2410,7 +1804,1009 @@
               <w:rPr>
                 <w:b/>
               </w:rPr>
-              <w:t>校验要求</w:t>
+              <w:t>升级条件</w:t>
+            </w:r>
+          </w:p>
+        </w:tc>
+      </w:tr>
+      <w:tr>
+        <w:trPr>
+          <w:cantSplit/>
+        </w:trPr>
+        <w:tc>
+          <w:tcPr>
+            <w:tcW w:type="dxa" w:w="1984"/>
+            <w:vAlign w:val="center"/>
+          </w:tcPr>
+          <w:p>
+            <w:pPr>
+              <w:pStyle w:val="TableBody"/>
+            </w:pPr>
+            <w:r>
+              <w:t>容量是否足够、上限是否合理</w:t>
+            </w:r>
+          </w:p>
+        </w:tc>
+        <w:tc>
+          <w:tcPr>
+            <w:tcW w:type="dxa" w:w="3572"/>
+            <w:vAlign w:val="center"/>
+          </w:tcPr>
+          <w:p>
+            <w:pPr>
+              <w:pStyle w:val="TableBody"/>
+            </w:pPr>
+            <w:r>
+              <w:t>结构约束、工作量与解析下界</w:t>
+            </w:r>
+          </w:p>
+        </w:tc>
+        <w:tc>
+          <w:tcPr>
+            <w:tcW w:type="dxa" w:w="4082"/>
+            <w:vAlign w:val="center"/>
+          </w:tcPr>
+          <w:p>
+            <w:pPr>
+              <w:pStyle w:val="TableBody"/>
+            </w:pPr>
+            <w:r>
+              <w:t>可行候选过多，需要区分实际瓶颈</w:t>
+            </w:r>
+          </w:p>
+        </w:tc>
+      </w:tr>
+      <w:tr>
+        <w:trPr>
+          <w:cantSplit/>
+        </w:trPr>
+        <w:tc>
+          <w:tcPr>
+            <w:tcW w:type="dxa" w:w="1984"/>
+            <w:vAlign w:val="center"/>
+          </w:tcPr>
+          <w:p>
+            <w:pPr>
+              <w:pStyle w:val="TableBody"/>
+            </w:pPr>
+            <w:r>
+              <w:t>哪种映射更快</w:t>
+            </w:r>
+          </w:p>
+        </w:tc>
+        <w:tc>
+          <w:tcPr>
+            <w:tcW w:type="dxa" w:w="3572"/>
+            <w:vAlign w:val="center"/>
+          </w:tcPr>
+          <w:p>
+            <w:pPr>
+              <w:pStyle w:val="TableBody"/>
+            </w:pPr>
+            <w:r>
+              <w:t>存储生命周期、有限资源事件模型</w:t>
+            </w:r>
+          </w:p>
+        </w:tc>
+        <w:tc>
+          <w:tcPr>
+            <w:tcW w:type="dxa" w:w="4082"/>
+            <w:vAlign w:val="center"/>
+          </w:tcPr>
+          <w:p>
+            <w:pPr>
+              <w:pStyle w:val="TableBody"/>
+            </w:pPr>
+            <w:r>
+              <w:t>差异来自流水线、bank 或仲裁细节</w:t>
+            </w:r>
+          </w:p>
+        </w:tc>
+      </w:tr>
+      <w:tr>
+        <w:trPr>
+          <w:cantSplit/>
+        </w:trPr>
+        <w:tc>
+          <w:tcPr>
+            <w:tcW w:type="dxa" w:w="1984"/>
+            <w:vAlign w:val="center"/>
+          </w:tcPr>
+          <w:p>
+            <w:pPr>
+              <w:pStyle w:val="TableBody"/>
+            </w:pPr>
+            <w:r>
+              <w:t>CIM 是否带来端到端收益</w:t>
+            </w:r>
+          </w:p>
+        </w:tc>
+        <w:tc>
+          <w:tcPr>
+            <w:tcW w:type="dxa" w:w="3572"/>
+            <w:vAlign w:val="center"/>
+          </w:tcPr>
+          <w:p>
+            <w:pPr>
+              <w:pStyle w:val="TableBody"/>
+            </w:pPr>
+            <w:r>
+              <w:t>编码、外围转换、数据移动与精度</w:t>
+            </w:r>
+          </w:p>
+        </w:tc>
+        <w:tc>
+          <w:tcPr>
+            <w:tcW w:type="dxa" w:w="4082"/>
+            <w:vAlign w:val="center"/>
+          </w:tcPr>
+          <w:p>
+            <w:pPr>
+              <w:pStyle w:val="TableBody"/>
+            </w:pPr>
+            <w:r>
+              <w:t>结论对器件误差或温度敏感</w:t>
+            </w:r>
+          </w:p>
+        </w:tc>
+      </w:tr>
+      <w:tr>
+        <w:trPr>
+          <w:cantSplit/>
+        </w:trPr>
+        <w:tc>
+          <w:tcPr>
+            <w:tcW w:type="dxa" w:w="1984"/>
+            <w:vAlign w:val="center"/>
+          </w:tcPr>
+          <w:p>
+            <w:pPr>
+              <w:pStyle w:val="TableBody"/>
+            </w:pPr>
+            <w:r>
+              <w:t>3D/双裸片是否合算</w:t>
+            </w:r>
+          </w:p>
+        </w:tc>
+        <w:tc>
+          <w:tcPr>
+            <w:tcW w:type="dxa" w:w="3572"/>
+            <w:vAlign w:val="center"/>
+          </w:tcPr>
+          <w:p>
+            <w:pPr>
+              <w:pStyle w:val="TableBody"/>
+            </w:pPr>
+            <w:r>
+              <w:t>D2D、堆叠关系、容量与热预算</w:t>
+            </w:r>
+          </w:p>
+        </w:tc>
+        <w:tc>
+          <w:tcPr>
+            <w:tcW w:type="dxa" w:w="4082"/>
+            <w:vAlign w:val="center"/>
+          </w:tcPr>
+          <w:p>
+            <w:pPr>
+              <w:pStyle w:val="TableBody"/>
+            </w:pPr>
+            <w:r>
+              <w:t>热反馈改变频率或可靠性判断</w:t>
+            </w:r>
+          </w:p>
+        </w:tc>
+      </w:tr>
+      <w:tr>
+        <w:trPr>
+          <w:cantSplit/>
+        </w:trPr>
+        <w:tc>
+          <w:tcPr>
+            <w:tcW w:type="dxa" w:w="1984"/>
+            <w:vAlign w:val="center"/>
+          </w:tcPr>
+          <w:p>
+            <w:pPr>
+              <w:pStyle w:val="TableBody"/>
+            </w:pPr>
+            <w:r>
+              <w:t>多卡/多机如何扩展</w:t>
+            </w:r>
+          </w:p>
+        </w:tc>
+        <w:tc>
+          <w:tcPr>
+            <w:tcW w:type="dxa" w:w="3572"/>
+            <w:vAlign w:val="center"/>
+          </w:tcPr>
+          <w:p>
+            <w:pPr>
+              <w:pStyle w:val="TableBody"/>
+            </w:pPr>
+            <w:r>
+              <w:t>NIC 注入、共享路径、collective 与并行策略</w:t>
+            </w:r>
+          </w:p>
+        </w:tc>
+        <w:tc>
+          <w:tcPr>
+            <w:tcW w:type="dxa" w:w="4082"/>
+            <w:vAlign w:val="center"/>
+          </w:tcPr>
+          <w:p>
+            <w:pPr>
+              <w:pStyle w:val="TableBody"/>
+            </w:pPr>
+            <w:r>
+              <w:t>路由、队列或故障成为主要问题</w:t>
+            </w:r>
+          </w:p>
+        </w:tc>
+      </w:tr>
+    </w:tbl>
+    <w:p>
+      <w:pPr>
+        <w:spacing w:after="0" w:before="0" w:line="80" w:lineRule="exact"/>
+      </w:pPr>
+      <w:r>
+        <w:rPr>
+          <w:sz w:val="8"/>
+        </w:rPr>
+      </w:r>
+    </w:p>
+    <w:p>
+      <w:r>
+        <w:t>首个实现闭环选择一个 GEMM/MatVec、小型数字引擎、SRAM 和显式搬运。通过独立参考与手算时序后，替换或增加 CIM，引入多核/封装，再扩展节点和集群。系统研究也可先使用经过校准的设备摘要模型，但摘要与细粒度实现不能同时收取同一段时间或能量。</w:t>
+      </w:r>
+    </w:p>
+    <w:p>
+      <w:pPr>
+        <w:pStyle w:val="Heading2"/>
+      </w:pPr>
+      <w:r>
+        <w:t>1.7 文档层级与变更顺序</w:t>
+      </w:r>
+    </w:p>
+    <w:p>
+      <w:r>
+        <w:t>顶层边界见本文；跨模块语义见 docs/interfaces/contracts.md；保存与复现见 docs/interfaces/artifacts.md；公式、工作流与优化见 docs/methods；场景与第一性原理见 docs/architecture/scenarios.md 和 first_principles.md。</w:t>
+      </w:r>
+    </w:p>
+    <w:p>
+      <w:r>
+        <w:t>新增功能按“问题与假设 → 契约及参数定义 → 模块实现 → 验证证据 → 文档与示例”推进。先判断现有资源、关系或策略是否能组合表达，只有出现新的状态所有者或稳定职责时才增加顶层模块。</w:t>
+      </w:r>
+    </w:p>
+    <w:p>
+      <w:pPr>
+        <w:pStyle w:val="Heading1"/>
+        <w:pageBreakBefore/>
+      </w:pPr>
+      <w:r>
+        <w:t>2 公共契约与信息交换</w:t>
+      </w:r>
+    </w:p>
+    <w:p>
+      <w:pPr>
+        <w:pStyle w:val="Heading2"/>
+      </w:pPr>
+      <w:r>
+        <w:t>2.1 契约的稳定边界</w:t>
+      </w:r>
+    </w:p>
+    <w:p>
+      <w:pPr>
+        <w:keepNext/>
+      </w:pPr>
+      <w:r>
+        <w:t>本文件规定后续实现必须保持的语义，当前尚未提供可执行 schema。外部契约与编译器内部 IR 分别版本化。所有公开对象携带 schema_version、稳定 ID、来源标识；单位、对象引用和枚举值由 contracts 统一定义。</w:t>
+      </w:r>
+    </w:p>
+    <w:tbl>
+      <w:tblPr>
+        <w:tblW w:type="auto" w:w="0"/>
+        <w:jc w:val="center"/>
+        <w:tblLayout w:type="fixed"/>
+        <w:tblLook w:firstColumn="1" w:firstRow="1" w:lastColumn="0" w:lastRow="0" w:noHBand="0" w:noVBand="1" w:val="04A0"/>
+        <w:tblBorders>
+          <w:top w:val="single" w:sz="4" w:color="D9D9D9"/>
+          <w:left w:val="single" w:sz="4" w:color="D9D9D9"/>
+          <w:bottom w:val="single" w:sz="4" w:color="D9D9D9"/>
+          <w:right w:val="single" w:sz="4" w:color="D9D9D9"/>
+          <w:insideH w:val="single" w:sz="4" w:color="D9D9D9"/>
+          <w:insideV w:val="single" w:sz="4" w:color="D9D9D9"/>
+        </w:tblBorders>
+        <w:tblCellMar>
+          <w:top w:w="50" w:type="dxa"/>
+          <w:bottom w:w="50" w:type="dxa"/>
+          <w:left w:w="100" w:type="dxa"/>
+          <w:right w:w="100" w:type="dxa"/>
+        </w:tblCellMar>
+      </w:tblPr>
+      <w:tblGrid>
+        <w:gridCol w:w="2438"/>
+        <w:gridCol w:w="3231"/>
+        <w:gridCol w:w="3969"/>
+      </w:tblGrid>
+      <w:tr>
+        <w:trPr>
+          <w:cantSplit/>
+          <w:tblHeader/>
+        </w:trPr>
+        <w:tc>
+          <w:tcPr>
+            <w:tcW w:type="dxa" w:w="2438"/>
+            <w:vAlign w:val="center"/>
+            <w:shd w:fill="E8EEF4"/>
+          </w:tcPr>
+          <w:p>
+            <w:pPr>
+              <w:pStyle w:val="TableBody"/>
+              <w:keepNext/>
+            </w:pPr>
+            <w:r>
+              <w:rPr>
+                <w:b/>
+              </w:rPr>
+              <w:t>对象</w:t>
+            </w:r>
+          </w:p>
+        </w:tc>
+        <w:tc>
+          <w:tcPr>
+            <w:tcW w:type="dxa" w:w="3231"/>
+            <w:vAlign w:val="center"/>
+            <w:shd w:fill="E8EEF4"/>
+          </w:tcPr>
+          <w:p>
+            <w:pPr>
+              <w:pStyle w:val="TableBody"/>
+              <w:keepNext/>
+            </w:pPr>
+            <w:r>
+              <w:rPr>
+                <w:b/>
+              </w:rPr>
+              <w:t>生成方 → 使用方</w:t>
+            </w:r>
+          </w:p>
+        </w:tc>
+        <w:tc>
+          <w:tcPr>
+            <w:tcW w:type="dxa" w:w="3969"/>
+            <w:vAlign w:val="center"/>
+            <w:shd w:fill="E8EEF4"/>
+          </w:tcPr>
+          <w:p>
+            <w:pPr>
+              <w:pStyle w:val="TableBody"/>
+              <w:keepNext/>
+            </w:pPr>
+            <w:r>
+              <w:rPr>
+                <w:b/>
+              </w:rPr>
+              <w:t>核心信息</w:t>
+            </w:r>
+          </w:p>
+        </w:tc>
+      </w:tr>
+      <w:tr>
+        <w:trPr>
+          <w:cantSplit/>
+        </w:trPr>
+        <w:tc>
+          <w:tcPr>
+            <w:tcW w:type="dxa" w:w="2438"/>
+            <w:vAlign w:val="center"/>
+          </w:tcPr>
+          <w:p>
+            <w:pPr>
+              <w:pStyle w:val="TableBody"/>
+            </w:pPr>
+            <w:r>
+              <w:t>ResolvedConfig</w:t>
+            </w:r>
+          </w:p>
+        </w:tc>
+        <w:tc>
+          <w:tcPr>
+            <w:tcW w:type="dxa" w:w="3231"/>
+            <w:vAlign w:val="center"/>
+          </w:tcPr>
+          <w:p>
+            <w:pPr>
+              <w:pStyle w:val="TableBody"/>
+            </w:pPr>
+            <w:r>
+              <w:t>configuration → 装配与全部参与方</w:t>
+            </w:r>
+          </w:p>
+        </w:tc>
+        <w:tc>
+          <w:tcPr>
+            <w:tcW w:type="dxa" w:w="3969"/>
+            <w:vAlign w:val="center"/>
+          </w:tcPr>
+          <w:p>
+            <w:pPr>
+              <w:pStyle w:val="TableBody"/>
+            </w:pPr>
+            <w:r>
+              <w:t>原始覆盖、完整有效值、派生值、单位、来源、哈希</w:t>
+            </w:r>
+          </w:p>
+        </w:tc>
+      </w:tr>
+      <w:tr>
+        <w:trPr>
+          <w:cantSplit/>
+        </w:trPr>
+        <w:tc>
+          <w:tcPr>
+            <w:tcW w:type="dxa" w:w="2438"/>
+            <w:vAlign w:val="center"/>
+          </w:tcPr>
+          <w:p>
+            <w:pPr>
+              <w:pStyle w:val="TableBody"/>
+            </w:pPr>
+            <w:r>
+              <w:t>HardwareSpec</w:t>
+            </w:r>
+          </w:p>
+        </w:tc>
+        <w:tc>
+          <w:tcPr>
+            <w:tcW w:type="dxa" w:w="3231"/>
+            <w:vAlign w:val="center"/>
+          </w:tcPr>
+          <w:p>
+            <w:pPr>
+              <w:pStyle w:val="TableBody"/>
+            </w:pPr>
+            <w:r>
+              <w:t>硬件装配 → compiler/runtime</w:t>
+            </w:r>
+          </w:p>
+        </w:tc>
+        <w:tc>
+          <w:tcPr>
+            <w:tcW w:type="dxa" w:w="3969"/>
+            <w:vAlign w:val="center"/>
+          </w:tcPr>
+          <w:p>
+            <w:pPr>
+              <w:pStyle w:val="TableBody"/>
+            </w:pPr>
+            <w:r>
+              <w:t>资源、端口、能力、关系、地址域、约束、时钟域</w:t>
+            </w:r>
+          </w:p>
+        </w:tc>
+      </w:tr>
+      <w:tr>
+        <w:trPr>
+          <w:cantSplit/>
+        </w:trPr>
+        <w:tc>
+          <w:tcPr>
+            <w:tcW w:type="dxa" w:w="2438"/>
+            <w:vAlign w:val="center"/>
+          </w:tcPr>
+          <w:p>
+            <w:pPr>
+              <w:pStyle w:val="TableBody"/>
+            </w:pPr>
+            <w:r>
+              <w:t>WorkloadSpec</w:t>
+            </w:r>
+          </w:p>
+        </w:tc>
+        <w:tc>
+          <w:tcPr>
+            <w:tcW w:type="dxa" w:w="3231"/>
+            <w:vAlign w:val="center"/>
+          </w:tcPr>
+          <w:p>
+            <w:pPr>
+              <w:pStyle w:val="TableBody"/>
+            </w:pPr>
+            <w:r>
+              <w:t>workloads → compiler/evaluation</w:t>
+            </w:r>
+          </w:p>
+        </w:tc>
+        <w:tc>
+          <w:tcPr>
+            <w:tcW w:type="dxa" w:w="3969"/>
+            <w:vAlign w:val="center"/>
+          </w:tcPr>
+          <w:p>
+            <w:pPr>
+              <w:pStyle w:val="TableBody"/>
+            </w:pPr>
+            <w:r>
+              <w:t>语义、形状、布局、精度、输入引用与参考规则</w:t>
+            </w:r>
+          </w:p>
+        </w:tc>
+      </w:tr>
+      <w:tr>
+        <w:trPr>
+          <w:cantSplit/>
+        </w:trPr>
+        <w:tc>
+          <w:tcPr>
+            <w:tcW w:type="dxa" w:w="2438"/>
+            <w:vAlign w:val="center"/>
+          </w:tcPr>
+          <w:p>
+            <w:pPr>
+              <w:pStyle w:val="TableBody"/>
+            </w:pPr>
+            <w:r>
+              <w:t>CostProfile / Estimate</w:t>
+            </w:r>
+          </w:p>
+        </w:tc>
+        <w:tc>
+          <w:tcPr>
+            <w:tcW w:type="dxa" w:w="3231"/>
+            <w:vAlign w:val="center"/>
+          </w:tcPr>
+          <w:p>
+            <w:pPr>
+              <w:pStyle w:val="TableBody"/>
+            </w:pPr>
+            <w:r>
+              <w:t>costmodel → 模型/compiler/evaluation</w:t>
+            </w:r>
+          </w:p>
+        </w:tc>
+        <w:tc>
+          <w:tcPr>
+            <w:tcW w:type="dxa" w:w="3969"/>
+            <w:vAlign w:val="center"/>
+          </w:tcPr>
+          <w:p>
+            <w:pPr>
+              <w:pStyle w:val="TableBody"/>
+            </w:pPr>
+            <w:r>
+              <w:t>动作条件、延迟/能量/面积、范围、来源与置信说明</w:t>
+            </w:r>
+          </w:p>
+        </w:tc>
+      </w:tr>
+      <w:tr>
+        <w:trPr>
+          <w:cantSplit/>
+        </w:trPr>
+        <w:tc>
+          <w:tcPr>
+            <w:tcW w:type="dxa" w:w="2438"/>
+            <w:vAlign w:val="center"/>
+          </w:tcPr>
+          <w:p>
+            <w:pPr>
+              <w:pStyle w:val="TableBody"/>
+            </w:pPr>
+            <w:r>
+              <w:t>PlacementPlan</w:t>
+            </w:r>
+          </w:p>
+        </w:tc>
+        <w:tc>
+          <w:tcPr>
+            <w:tcW w:type="dxa" w:w="3231"/>
+            <w:vAlign w:val="center"/>
+          </w:tcPr>
+          <w:p>
+            <w:pPr>
+              <w:pStyle w:val="TableBody"/>
+            </w:pPr>
+            <w:r>
+              <w:t>compiler → runtime/evaluation</w:t>
+            </w:r>
+          </w:p>
+        </w:tc>
+        <w:tc>
+          <w:tcPr>
+            <w:tcW w:type="dxa" w:w="3969"/>
+            <w:vAlign w:val="center"/>
+          </w:tcPr>
+          <w:p>
+            <w:pPr>
+              <w:pStyle w:val="TableBody"/>
+            </w:pPr>
+            <w:r>
+              <w:t>分片、任务、rank、DeviceView、物理资源和内存放置</w:t>
+            </w:r>
+          </w:p>
+        </w:tc>
+      </w:tr>
+      <w:tr>
+        <w:trPr>
+          <w:cantSplit/>
+        </w:trPr>
+        <w:tc>
+          <w:tcPr>
+            <w:tcW w:type="dxa" w:w="2438"/>
+            <w:vAlign w:val="center"/>
+          </w:tcPr>
+          <w:p>
+            <w:pPr>
+              <w:pStyle w:val="TableBody"/>
+            </w:pPr>
+            <w:r>
+              <w:t>ExecutionPlan</w:t>
+            </w:r>
+          </w:p>
+        </w:tc>
+        <w:tc>
+          <w:tcPr>
+            <w:tcW w:type="dxa" w:w="3231"/>
+            <w:vAlign w:val="center"/>
+          </w:tcPr>
+          <w:p>
+            <w:pPr>
+              <w:pStyle w:val="TableBody"/>
+            </w:pPr>
+            <w:r>
+              <w:t>compiler → runtime/simulator</w:t>
+            </w:r>
+          </w:p>
+        </w:tc>
+        <w:tc>
+          <w:tcPr>
+            <w:tcW w:type="dxa" w:w="3969"/>
+            <w:vAlign w:val="center"/>
+          </w:tcPr>
+          <w:p>
+            <w:pPr>
+              <w:pStyle w:val="TableBody"/>
+            </w:pPr>
+            <w:r>
+              <w:t>操作、缓冲区、依赖、静态约束、目标与负载哈希</w:t>
+            </w:r>
+          </w:p>
+        </w:tc>
+      </w:tr>
+      <w:tr>
+        <w:trPr>
+          <w:cantSplit/>
+        </w:trPr>
+        <w:tc>
+          <w:tcPr>
+            <w:tcW w:type="dxa" w:w="2438"/>
+            <w:vAlign w:val="center"/>
+          </w:tcPr>
+          <w:p>
+            <w:pPr>
+              <w:pStyle w:val="TableBody"/>
+            </w:pPr>
+            <w:r>
+              <w:t>CommunicationPlan</w:t>
+            </w:r>
+          </w:p>
+        </w:tc>
+        <w:tc>
+          <w:tcPr>
+            <w:tcW w:type="dxa" w:w="3231"/>
+            <w:vAlign w:val="center"/>
+          </w:tcPr>
+          <w:p>
+            <w:pPr>
+              <w:pStyle w:val="TableBody"/>
+            </w:pPr>
+            <w:r>
+              <w:t>compiler/runtime → runtime</w:t>
+            </w:r>
+          </w:p>
+        </w:tc>
+        <w:tc>
+          <w:tcPr>
+            <w:tcW w:type="dxa" w:w="3969"/>
+            <w:vAlign w:val="center"/>
+          </w:tcPr>
+          <w:p>
+            <w:pPr>
+              <w:pStyle w:val="TableBody"/>
+            </w:pPr>
+            <w:r>
+              <w:t>参与组、顺序、数据分片、规约规则、算法选择</w:t>
+            </w:r>
+          </w:p>
+        </w:tc>
+      </w:tr>
+      <w:tr>
+        <w:trPr>
+          <w:cantSplit/>
+        </w:trPr>
+        <w:tc>
+          <w:tcPr>
+            <w:tcW w:type="dxa" w:w="2438"/>
+            <w:vAlign w:val="center"/>
+          </w:tcPr>
+          <w:p>
+            <w:pPr>
+              <w:pStyle w:val="TableBody"/>
+            </w:pPr>
+            <w:r>
+              <w:t>Request / Event</w:t>
+            </w:r>
+          </w:p>
+        </w:tc>
+        <w:tc>
+          <w:tcPr>
+            <w:tcW w:type="dxa" w:w="3231"/>
+            <w:vAlign w:val="center"/>
+          </w:tcPr>
+          <w:p>
+            <w:pPr>
+              <w:pStyle w:val="TableBody"/>
+            </w:pPr>
+            <w:r>
+              <w:t>runtime/组件 ↔ 组件/引擎</w:t>
+            </w:r>
+          </w:p>
+        </w:tc>
+        <w:tc>
+          <w:tcPr>
+            <w:tcW w:type="dxa" w:w="3969"/>
+            <w:vAlign w:val="center"/>
+          </w:tcPr>
+          <w:p>
+            <w:pPr>
+              <w:pStyle w:val="TableBody"/>
+            </w:pPr>
+            <w:r>
+              <w:t>请求身份、端口、资源需求、依赖、状态及完成效果</w:t>
+            </w:r>
+          </w:p>
+        </w:tc>
+      </w:tr>
+      <w:tr>
+        <w:trPr>
+          <w:cantSplit/>
+        </w:trPr>
+        <w:tc>
+          <w:tcPr>
+            <w:tcW w:type="dxa" w:w="2438"/>
+            <w:vAlign w:val="center"/>
+          </w:tcPr>
+          <w:p>
+            <w:pPr>
+              <w:pStyle w:val="TableBody"/>
+            </w:pPr>
+            <w:r>
+              <w:t>SimulationResult</w:t>
+            </w:r>
+          </w:p>
+        </w:tc>
+        <w:tc>
+          <w:tcPr>
+            <w:tcW w:type="dxa" w:w="3231"/>
+            <w:vAlign w:val="center"/>
+          </w:tcPr>
+          <w:p>
+            <w:pPr>
+              <w:pStyle w:val="TableBody"/>
+            </w:pPr>
+            <w:r>
+              <w:t>simulator → evaluation</w:t>
+            </w:r>
+          </w:p>
+        </w:tc>
+        <w:tc>
+          <w:tcPr>
+            <w:tcW w:type="dxa" w:w="3969"/>
+            <w:vAlign w:val="center"/>
+          </w:tcPr>
+          <w:p>
+            <w:pPr>
+              <w:pStyle w:val="TableBody"/>
+            </w:pPr>
+            <w:r>
+              <w:t>状态、目标时间、计数器、输出引用、模型精度与诊断</w:t>
+            </w:r>
+          </w:p>
+        </w:tc>
+      </w:tr>
+      <w:tr>
+        <w:trPr>
+          <w:cantSplit/>
+        </w:trPr>
+        <w:tc>
+          <w:tcPr>
+            <w:tcW w:type="dxa" w:w="2438"/>
+            <w:vAlign w:val="center"/>
+          </w:tcPr>
+          <w:p>
+            <w:pPr>
+              <w:pStyle w:val="TableBody"/>
+            </w:pPr>
+            <w:r>
+              <w:t>ArtifactManifest</w:t>
+            </w:r>
+          </w:p>
+        </w:tc>
+        <w:tc>
+          <w:tcPr>
+            <w:tcW w:type="dxa" w:w="3231"/>
+            <w:vAlign w:val="center"/>
+          </w:tcPr>
+          <w:p>
+            <w:pPr>
+              <w:pStyle w:val="TableBody"/>
+            </w:pPr>
+            <w:r>
+              <w:t>artifacts → 全部工具</w:t>
+            </w:r>
+          </w:p>
+        </w:tc>
+        <w:tc>
+          <w:tcPr>
+            <w:tcW w:type="dxa" w:w="3969"/>
+            <w:vAlign w:val="center"/>
+          </w:tcPr>
+          <w:p>
+            <w:pPr>
+              <w:pStyle w:val="TableBody"/>
+            </w:pPr>
+            <w:r>
+              <w:t>产物类型、位置、哈希、版本、来源、运行状态</w:t>
+            </w:r>
+          </w:p>
+        </w:tc>
+      </w:tr>
+    </w:tbl>
+    <w:p>
+      <w:pPr>
+        <w:spacing w:after="0" w:before="0" w:line="80" w:lineRule="exact"/>
+      </w:pPr>
+      <w:r>
+        <w:rPr>
+          <w:sz w:val="8"/>
+        </w:rPr>
+      </w:r>
+    </w:p>
+    <w:p>
+      <w:r>
+        <w:t>构造 HardwareSpec 时只导出静态能力与可查询的公共约束，不导出私有队列对象。运行观测使用独立只读快照。估计结果带 estimated 标识，实际模拟完成时间使用 observed/simulated 字段，不能混用。</w:t>
+      </w:r>
+    </w:p>
+    <w:p>
+      <w:pPr>
+        <w:pStyle w:val="Heading2"/>
+      </w:pPr>
+      <w:r>
+        <w:t>2.2 标识单位与地址可见性</w:t>
+      </w:r>
+    </w:p>
+    <w:p>
+      <w:r>
+        <w:t>物理实例 ID 在单次已解析架构中唯一。模板 ID 不是实例 ID；复用模板必须生成不同实例。DeviceView、rank 和通信组只通过引用连接实例。包含、连接、一致性、放置和热关系分别编码。</w:t>
+      </w:r>
+    </w:p>
+    <w:p>
+      <w:r>
+        <w:t>规范交换单位采用 byte、bit、second、hertz、joule、watt、square_millimeter、kelvin；显示层可换算 ns、GB/s 等。B 与 bit、GB 与 GiB 必须区分。cycles 必须绑定 clock_domain；多时钟事件转换到统一时间基准，舍入规则属于引擎版本。</w:t>
+      </w:r>
+    </w:p>
+    <w:p>
+      <w:r>
+        <w:t>DataRef 包含 data_id、version、storage_resource_id、region/offset、byte_length、dtype、shape、layout 和可选 content_ref/hash。data_id 相同不代表任意存储都已有有效副本。搬运完成或一致性协议确认后，目标副本才达到声明的可见性；写入产生新版本或显式声明原地更新规则。</w:t>
+      </w:r>
+    </w:p>
+    <w:p>
+      <w:r>
+        <w:t>大数据经引用交换；数据内容保存由 artifacts/storage 处理，目标内存有效性由硬件/运行时协议维护。未建模一致性的配置不得默认提供全局共享内存语义。</w:t>
+      </w:r>
+    </w:p>
+    <w:p>
+      <w:pPr>
+        <w:pStyle w:val="Heading2"/>
+      </w:pPr>
+      <w:r>
+        <w:t>2.3 计划资源及依赖</w:t>
+      </w:r>
+    </w:p>
+    <w:p>
+      <w:pPr>
+        <w:keepNext/>
+      </w:pPr>
+      <w:r>
+        <w:t>计划至少绑定 schema_version、plan_id、hardware_hash、workload_hash、compiler_version、数值规则与能力要求。输入实际数据哈希在运行清单中绑定。</w:t>
+      </w:r>
+    </w:p>
+    <w:tbl>
+      <w:tblPr>
+        <w:tblW w:type="auto" w:w="0"/>
+        <w:jc w:val="center"/>
+        <w:tblLayout w:type="fixed"/>
+        <w:tblLook w:firstColumn="1" w:firstRow="1" w:lastColumn="0" w:lastRow="0" w:noHBand="0" w:noVBand="1" w:val="04A0"/>
+        <w:tblBorders>
+          <w:top w:val="single" w:sz="4" w:color="D9D9D9"/>
+          <w:left w:val="single" w:sz="4" w:color="D9D9D9"/>
+          <w:bottom w:val="single" w:sz="4" w:color="D9D9D9"/>
+          <w:right w:val="single" w:sz="4" w:color="D9D9D9"/>
+          <w:insideH w:val="single" w:sz="4" w:color="D9D9D9"/>
+          <w:insideV w:val="single" w:sz="4" w:color="D9D9D9"/>
+        </w:tblBorders>
+        <w:tblCellMar>
+          <w:top w:w="50" w:type="dxa"/>
+          <w:bottom w:w="50" w:type="dxa"/>
+          <w:left w:w="100" w:type="dxa"/>
+          <w:right w:w="100" w:type="dxa"/>
+        </w:tblCellMar>
+      </w:tblPr>
+      <w:tblGrid>
+        <w:gridCol w:w="1984"/>
+        <w:gridCol w:w="3572"/>
+        <w:gridCol w:w="4082"/>
+      </w:tblGrid>
+      <w:tr>
+        <w:trPr>
+          <w:cantSplit/>
+          <w:tblHeader/>
+        </w:trPr>
+        <w:tc>
+          <w:tcPr>
+            <w:tcW w:type="dxa" w:w="1984"/>
+            <w:vAlign w:val="center"/>
+            <w:shd w:fill="E8EEF4"/>
+          </w:tcPr>
+          <w:p>
+            <w:pPr>
+              <w:pStyle w:val="TableBody"/>
+              <w:keepNext/>
+            </w:pPr>
+            <w:r>
+              <w:rPr>
+                <w:b/>
+              </w:rPr>
+              <w:t>计划条目</w:t>
+            </w:r>
+          </w:p>
+        </w:tc>
+        <w:tc>
+          <w:tcPr>
+            <w:tcW w:type="dxa" w:w="3572"/>
+            <w:vAlign w:val="center"/>
+            <w:shd w:fill="E8EEF4"/>
+          </w:tcPr>
+          <w:p>
+            <w:pPr>
+              <w:pStyle w:val="TableBody"/>
+              <w:keepNext/>
+            </w:pPr>
+            <w:r>
+              <w:rPr>
+                <w:b/>
+              </w:rPr>
+              <w:t>必需字段</w:t>
+            </w:r>
+          </w:p>
+        </w:tc>
+        <w:tc>
+          <w:tcPr>
+            <w:tcW w:type="dxa" w:w="4082"/>
+            <w:vAlign w:val="center"/>
+            <w:shd w:fill="E8EEF4"/>
+          </w:tcPr>
+          <w:p>
+            <w:pPr>
+              <w:pStyle w:val="TableBody"/>
+              <w:keepNext/>
+            </w:pPr>
+            <w:r>
+              <w:rPr>
+                <w:b/>
+              </w:rPr>
+              <w:t>必须校验</w:t>
             </w:r>
           </w:p>
         </w:tc>
@@ -2443,7 +2839,7 @@
               <w:pStyle w:val="TableBody"/>
             </w:pPr>
             <w:r>
-              <w:t>标识、存储资源、偏移、字节数、布局、生命周期</w:t>
+              <w:t>存储资源、偏移、长度、布局、对齐、生命周期</w:t>
             </w:r>
           </w:p>
         </w:tc>
@@ -2457,7 +2853,7 @@
               <w:pStyle w:val="TableBody"/>
             </w:pPr>
             <w:r>
-              <w:t>地址有效，容量满足，活跃区间内重叠有依据</w:t>
+              <w:t>容量、地址有效性、别名与重叠合法性</w:t>
             </w:r>
           </w:p>
         </w:tc>
@@ -2476,7 +2872,7 @@
               <w:pStyle w:val="TableBody"/>
             </w:pPr>
             <w:r>
-              <w:t>操作</w:t>
+              <w:t>计算操作</w:t>
             </w:r>
           </w:p>
         </w:tc>
@@ -2490,7 +2886,7 @@
               <w:pStyle w:val="TableBody"/>
             </w:pPr>
             <w:r>
-              <w:t>标识、类型、目标资源、输入输出、属性、依赖</w:t>
+              <w:t>操作码、形状、输入输出、精度、目标资源</w:t>
             </w:r>
           </w:p>
         </w:tc>
@@ -2504,7 +2900,7 @@
               <w:pStyle w:val="TableBody"/>
             </w:pPr>
             <w:r>
-              <w:t>标识唯一，类型受支持，资源及数据引用存在</w:t>
+              <w:t>能力匹配、数值规则、数据位置</w:t>
             </w:r>
           </w:p>
         </w:tc>
@@ -2537,7 +2933,7 @@
               <w:pStyle w:val="TableBody"/>
             </w:pPr>
             <w:r>
-              <w:t>源区域、目标区域、字节数、传输路径</w:t>
+              <w:t>源/目标区域、数据版本、长度、路径约束</w:t>
             </w:r>
           </w:p>
         </w:tc>
@@ -2551,54 +2947,7 @@
               <w:pStyle w:val="TableBody"/>
             </w:pPr>
             <w:r>
-              <w:t>区域不越界，路径连通，完成时目标数据可见</w:t>
-            </w:r>
-          </w:p>
-        </w:tc>
-      </w:tr>
-      <w:tr>
-        <w:trPr>
-          <w:cantSplit/>
-        </w:trPr>
-        <w:tc>
-          <w:tcPr>
-            <w:tcW w:type="dxa" w:w="1984"/>
-            <w:vAlign w:val="center"/>
-          </w:tcPr>
-          <w:p>
-            <w:pPr>
-              <w:pStyle w:val="TableBody"/>
-            </w:pPr>
-            <w:r>
-              <w:t>计算操作</w:t>
-            </w:r>
-          </w:p>
-        </w:tc>
-        <w:tc>
-          <w:tcPr>
-            <w:tcW w:type="dxa" w:w="3572"/>
-            <w:vAlign w:val="center"/>
-          </w:tcPr>
-          <w:p>
-            <w:pPr>
-              <w:pStyle w:val="TableBody"/>
-            </w:pPr>
-            <w:r>
-              <w:t>操作码、形状、精度和缓冲区引用</w:t>
-            </w:r>
-          </w:p>
-        </w:tc>
-        <w:tc>
-          <w:tcPr>
-            <w:tcW w:type="dxa" w:w="4082"/>
-            <w:vAlign w:val="center"/>
-          </w:tcPr>
-          <w:p>
-            <w:pPr>
-              <w:pStyle w:val="TableBody"/>
-            </w:pPr>
-            <w:r>
-              <w:t>数值语义明确，资源能力满足</w:t>
+              <w:t>连通性、访问权限、边界与目标可见性</w:t>
             </w:r>
           </w:p>
         </w:tc>
@@ -2631,7 +2980,7 @@
               <w:pStyle w:val="TableBody"/>
             </w:pPr>
             <w:r>
-              <w:t>等待的操作或事件、同步范围</w:t>
+              <w:t>等待事件、参与者、同步范围</w:t>
             </w:r>
           </w:p>
         </w:tc>
@@ -2645,7 +2994,54 @@
               <w:pStyle w:val="TableBody"/>
             </w:pPr>
             <w:r>
-              <w:t>引用存在，就绪与完成条件明确</w:t>
+              <w:t>引用存在、完成条件可达</w:t>
+            </w:r>
+          </w:p>
+        </w:tc>
+      </w:tr>
+      <w:tr>
+        <w:trPr>
+          <w:cantSplit/>
+        </w:trPr>
+        <w:tc>
+          <w:tcPr>
+            <w:tcW w:type="dxa" w:w="1984"/>
+            <w:vAlign w:val="center"/>
+          </w:tcPr>
+          <w:p>
+            <w:pPr>
+              <w:pStyle w:val="TableBody"/>
+            </w:pPr>
+            <w:r>
+              <w:t>通信操作</w:t>
+            </w:r>
+          </w:p>
+        </w:tc>
+        <w:tc>
+          <w:tcPr>
+            <w:tcW w:type="dxa" w:w="3572"/>
+            <w:vAlign w:val="center"/>
+          </w:tcPr>
+          <w:p>
+            <w:pPr>
+              <w:pStyle w:val="TableBody"/>
+            </w:pPr>
+            <w:r>
+              <w:t>group、sequence、参与者、字节数、规约规则</w:t>
+            </w:r>
+          </w:p>
+        </w:tc>
+        <w:tc>
+          <w:tcPr>
+            <w:tcW w:type="dxa" w:w="4082"/>
+            <w:vAlign w:val="center"/>
+          </w:tcPr>
+          <w:p>
+            <w:pPr>
+              <w:pStyle w:val="TableBody"/>
+            </w:pPr>
+            <w:r>
+              <w:t>各参与者匹配；分片与数据类型一致</w:t>
             </w:r>
           </w:p>
         </w:tc>
@@ -2663,17 +3059,17 @@
     </w:p>
     <w:p>
       <w:r>
-        <w:t>依赖边表示前驱完成后，后继才具备执行资格；资源可用性仍需在运行时判断。异步操作的完成事件必须对应实际完成，不能仅表示已提交到队列。</w:t>
+        <w:t>首版外部执行计划使用有限操作 DAG。循环在导出前展开或表示为有明确次数、依赖与成本范围的复合操作。自适应 runtime 策略可以生成追加操作，但必须记录决策和生成版本。</w:t>
       </w:r>
     </w:p>
     <w:p>
       <w:r>
-        <w:t>首版计划采用有限操作依赖图。循环在导出前展开或转为语义明确的复合操作。装载时检测依赖环、未知操作、越界访问、不支持的精度和配置不匹配，并给出对象标识与原因。</w:t>
+        <w:t>依赖边默认表示前驱完成后后继才具备资格。若支持分块流式消费，必须单独声明 chunk 级就绪事件与消费范围。RAW、WAR、WAW 及别名冲突需由计划或已声明同步机制覆盖。</w:t>
       </w:r>
     </w:p>
     <w:p>
       <w:r>
-        <w:t>存在数据复用或地址别名时，计划必须记录合法生命周期和访问顺序。读后写、写后读及写后写冲突应由依赖或已声明的硬件同步规则约束。</w:t>
+        <w:t>PlacementPlan 描述放在哪里，ExecutionPlan 描述操作及约束，runtime 决定何时实际提交；预计时间不能强制消除资源争用。保留映射的参数实验仍须重新校验并生成绑定新配置哈希的计划。</w:t>
       </w:r>
     </w:p>
     <w:p>
@@ -2681,32 +3077,32 @@
         <w:pStyle w:val="Heading2"/>
       </w:pPr>
       <w:r>
-        <w:t>执行与时间</w:t>
+        <w:t>2.4 请求执行与完成时间</w:t>
       </w:r>
     </w:p>
     <w:p>
       <w:r>
-        <w:t>一次操作依次经历提交、就绪、开始和完成。提交表示进入队列；就绪表示依赖已满足；开始表示取得所需资源；完成表示规定的效果已可观察。轨迹可按需要记录各状态。</w:t>
+        <w:t>组件协议包含能力查询、请求提交、接受/背压、状态转换、完成/失败通知和只读观测。接口可以实现为函数、事件或消息，不要求微服务。每个请求携带唯一 request_id、operation_id、目标端口、数据引用与回调/事件标识；重试必须避免重复执行。</w:t>
       </w:r>
     </w:p>
     <w:p>
       <w:r>
-        <w:t>同一时刻的事件按照固定阶段和稳定标识处理，例如先释放完成资源，再更新依赖并仲裁新请求。阶段顺序属于仿真语义，必须记录，避免结果依赖容器遍历顺序。</w:t>
+        <w:t>操作状态为 submitted → ready → started → completed，任一未完成状态可转 failed/cancelled。submitted 表示进入软件或硬件队列；ready 表示依赖满足；started 表示取得必要资源；completed 表示规定的数据和同步效果已可观察。接收确认不等于完成。</w:t>
       </w:r>
     </w:p>
     <w:p>
       <w:r>
-        <w:t>延迟、发射间隔和占用时间分别建模。流水线延迟为多个周期时仍可能每周期接受新操作；只有模型明确采用非流水执行时，才能将整个延迟视为独占时间。</w:t>
+        <w:t>延迟 Latency、发射间隔 Initiation Interval、占用 Occupancy 分别描述。流水线可以晚完成但早接受下一项；多阶段操作按真实占用释放资源。预留多个资源应声明原子获取或统一获取顺序，避免隐藏死锁。</w:t>
       </w:r>
     </w:p>
     <w:p>
       <w:r>
-        <w:t>传输拆分为链路、存储端口等阶段时，各阶段的时间与资源占用只计入一次。多个阶段能否重叠由模型声明。预计时间和实际时间采用不同字段保存。</w:t>
+        <w:t>simulator 管理统一时间与稳定事件排序，组件维护局部状态。相同时间的处理顺序固定，例如完成/释放 → 可见性与依赖更新 → 策略回调 → 仲裁发射。顺序及同时间级联事件的终止规则必须版本化；禁止向过去插入事件。</w:t>
       </w:r>
     </w:p>
     <w:p>
       <w:r>
-        <w:t>所有操作完成且输出写回后，运行正常结束。存在未完成操作但无可推进事件时，运行以死锁或无进展错误结束。超时或最大事件数限制由仿真配置单独声明。</w:t>
+        <w:t>传输分段建模时，链路、DMA、内存端口与协议阶段声明各自的计费范围。端到端摘要延迟与内部细节只能选择一种权威计时方式。能否重叠由依赖和资源决定，不用简单相加或统一取最大值替代。</w:t>
       </w:r>
     </w:p>
     <w:p>
@@ -2714,22 +3110,45 @@
         <w:pStyle w:val="Heading2"/>
       </w:pPr>
       <w:r>
-        <w:t>输出与版本</w:t>
+        <w:t>2.5 通信与异构数值语义</w:t>
       </w:r>
     </w:p>
     <w:p>
       <w:r>
-        <w:t>SimulationResult 记录运行状态、错误信息、输出位置、仿真时间、资源计数器、模型精度和版本标识。错误运行保留诊断记录，汇总性能时单独列出失败数量。</w:t>
+        <w:t>集合通信契约先定义结果语义，再选择 ring/tree 等算法。group_id、参与者排序、sequence_id、元素类型、reduction、分片长度必须匹配；缺少参与者不能被当作通信耗时较长。rank 到设备的映射独立保存，允许一设备多 rank 或一 rank 协调多个引擎，但共享容量仍只计一次。</w:t>
       </w:r>
     </w:p>
     <w:p>
       <w:r>
-        <w:t>TraceEvent 至少包含时间及单位、操作标识、资源标识和事件类型。记录等待时说明依赖、端口、队列或带宽等原因。大规模轨迹可以关闭或采样，统计计数器独立维护。</w:t>
+        <w:t>CPU/GPU/NPU/CIM 的数据类型、布局、累加顺序和转换均显式描述。CIM 权重映射包含编码、位切片、符号、阵列位置和校准版本。模拟误差需记录模型、分布、随机种子、相关性假设及适用条件。输出误差不能仅用硬件吞吐替代。</w:t>
       </w:r>
     </w:p>
     <w:p>
       <w:r>
-        <w:t>每类外部对象携带 schema_version。装载器明确列出支持版本；不支持的版本直接报错。新增可选字段和改变原有字段语义分别处理，并为需要兼容的历史格式提供显式转换。</w:t>
+        <w:t>HBF 的页粒度、访问接口、写入限制和介质行为由具体能力描述决定；需要预取/搬运时生成显式操作。连接协议的名称不能自动授予字节寻址、缓存一致性或持续峰值带宽。</w:t>
+      </w:r>
+    </w:p>
+    <w:p>
+      <w:pPr>
+        <w:pStyle w:val="Heading2"/>
+      </w:pPr>
+      <w:r>
+        <w:t>2.6 版本兼容与结果状态</w:t>
+      </w:r>
+    </w:p>
+    <w:p>
+      <w:r>
+        <w:t>不支持的 schema、单位、能力或字段语义应明确报错，不静默忽略。迁移生成新对象与迁移记录，不修改历史实验。内容哈希遵守统一规范化规则；哈希证明身份一致，不证明语义正确。</w:t>
+      </w:r>
+    </w:p>
+    <w:p>
+      <w:r>
+        <w:t>SimulationResult 区分 succeeded、failed、cancelled，保留部分统计的有效区间。所有必需操作完成且输出达到规定可见性才可成功。仍有工作却无可推进事件时输出死锁/无进展诊断；事件上限、目标时间上限、宿主墙钟超时分别记录。</w:t>
+      </w:r>
+    </w:p>
+    <w:p>
+      <w:r>
+        <w:t>TraceEvent 保存时间、阶段、资源、操作、状态和阻塞原因；必要时保存关联 request_id 与数据版本。核心计数器独立于可关闭或采样的轨迹。持久化清单、原子提交与复现规则见 docs/interfaces/artifacts.md。</w:t>
       </w:r>
     </w:p>
     <w:p>
@@ -2738,7 +3157,7 @@
         <w:pageBreakBefore/>
       </w:pPr>
       <w:r>
-        <w:t>3 验证方法与性能评估</w:t>
+        <w:t>3 验证方法与阶段门槛</w:t>
       </w:r>
     </w:p>
     <w:p>
@@ -2747,7 +3166,7 @@
         <w:keepNext/>
       </w:pPr>
       <w:r>
-        <w:t>模型精度</w:t>
+        <w:t>3.1 验证对象与适用精度</w:t>
       </w:r>
     </w:p>
     <w:tbl>
@@ -2815,7 +3234,7 @@
               <w:rPr>
                 <w:b/>
               </w:rPr>
-              <w:t>验证内容</w:t>
+              <w:t>必须证明什么</w:t>
             </w:r>
           </w:p>
         </w:tc>
@@ -2834,7 +3253,54 @@
               <w:rPr>
                 <w:b/>
               </w:rPr>
-              <w:t>结果用途</w:t>
+              <w:t>不能据此宣称什么</w:t>
+            </w:r>
+          </w:p>
+        </w:tc>
+      </w:tr>
+      <w:tr>
+        <w:trPr>
+          <w:cantSplit/>
+        </w:trPr>
+        <w:tc>
+          <w:tcPr>
+            <w:tcW w:type="dxa" w:w="1984"/>
+            <w:vAlign w:val="center"/>
+          </w:tcPr>
+          <w:p>
+            <w:pPr>
+              <w:pStyle w:val="TableBody"/>
+            </w:pPr>
+            <w:r>
+              <w:t>结构模型</w:t>
+            </w:r>
+          </w:p>
+        </w:tc>
+        <w:tc>
+          <w:tcPr>
+            <w:tcW w:type="dxa" w:w="3572"/>
+            <w:vAlign w:val="center"/>
+          </w:tcPr>
+          <w:p>
+            <w:pPr>
+              <w:pStyle w:val="TableBody"/>
+            </w:pPr>
+            <w:r>
+              <w:t>引用、单位、层级、容量与组合约束合法</w:t>
+            </w:r>
+          </w:p>
+        </w:tc>
+        <w:tc>
+          <w:tcPr>
+            <w:tcW w:type="dxa" w:w="4082"/>
+            <w:vAlign w:val="center"/>
+          </w:tcPr>
+          <w:p>
+            <w:pPr>
+              <w:pStyle w:val="TableBody"/>
+            </w:pPr>
+            <w:r>
+              <w:t>功能正确或性能准确</w:t>
             </w:r>
           </w:p>
         </w:tc>
@@ -2867,7 +3333,7 @@
               <w:pStyle w:val="TableBody"/>
             </w:pPr>
             <w:r>
-              <w:t>计算、访存、同步与数值语义</w:t>
+              <w:t>计算、数据版本、同步与数值误差符合约定</w:t>
             </w:r>
           </w:p>
         </w:tc>
@@ -2881,7 +3347,7 @@
               <w:pStyle w:val="TableBody"/>
             </w:pPr>
             <w:r>
-              <w:t>检查输出正确性</w:t>
+              <w:t>有可靠时序或能耗</w:t>
             </w:r>
           </w:p>
         </w:tc>
@@ -2914,7 +3380,7 @@
               <w:pStyle w:val="TableBody"/>
             </w:pPr>
             <w:r>
-              <w:t>计算量、数据量和资源上限</w:t>
+              <w:t>工作量、流量、资源界与公式假设一致</w:t>
             </w:r>
           </w:p>
         </w:tc>
@@ -2928,7 +3394,7 @@
               <w:pStyle w:val="TableBody"/>
             </w:pPr>
             <w:r>
-              <w:t>快速筛选架构参数</w:t>
+              <w:t>实际争用、队列与重叠已还原</w:t>
             </w:r>
           </w:p>
         </w:tc>
@@ -2961,7 +3427,7 @@
               <w:pStyle w:val="TableBody"/>
             </w:pPr>
             <w:r>
-              <w:t>排队、争用、传输与执行重叠</w:t>
+              <w:t>因果、有限资源、争用与重叠正确</w:t>
             </w:r>
           </w:p>
         </w:tc>
@@ -2975,7 +3441,7 @@
               <w:pStyle w:val="TableBody"/>
             </w:pPr>
             <w:r>
-              <w:t>分析延迟和主要瓶颈</w:t>
+              <w:t>已有逐周期或电路精度</w:t>
             </w:r>
           </w:p>
         </w:tc>
@@ -3008,7 +3474,7 @@
               <w:pStyle w:val="TableBody"/>
             </w:pPr>
             <w:r>
-              <w:t>每周期状态变化与控制行为</w:t>
+              <w:t>关键流水线、端口与仲裁逐周期一致</w:t>
             </w:r>
           </w:p>
         </w:tc>
@@ -3022,7 +3488,7 @@
               <w:pStyle w:val="TableBody"/>
             </w:pPr>
             <w:r>
-              <w:t>检查关键微架构细节</w:t>
+              <w:t>已完成物理实现或热签核</w:t>
             </w:r>
           </w:p>
         </w:tc>
@@ -3040,7 +3506,7 @@
     </w:p>
     <w:p>
       <w:r>
-        <w:t>每份结果声明模型层次、覆盖的硬件行为和简化条件。功能模型没有时间精度承诺。面积与能耗估计记录参数来源和适用条件，后续用 RTL、综合或测量结果校准。</w:t>
+        <w:t>每份结果声明覆盖的行为、简化项、校准范围与误差。混合精度可以按资源选择，但同一工作不能同时由摘要模型和细节模型重复计时、计流量或计能量。</w:t>
       </w:r>
     </w:p>
     <w:p>
@@ -3049,7 +3515,7 @@
         <w:keepNext/>
       </w:pPr>
       <w:r>
-        <w:t>测试分工</w:t>
+        <w:t>3.2 验证所有者</w:t>
       </w:r>
     </w:p>
     <w:tbl>
@@ -3117,7 +3583,7 @@
               <w:rPr>
                 <w:b/>
               </w:rPr>
-              <w:t>验证重点</w:t>
+              <w:t>重点</w:t>
             </w:r>
           </w:p>
         </w:tc>
@@ -3136,7 +3602,195 @@
               <w:rPr>
                 <w:b/>
               </w:rPr>
-              <w:t>代表性检查</w:t>
+              <w:t>代表性证据</w:t>
+            </w:r>
+          </w:p>
+        </w:tc>
+      </w:tr>
+      <w:tr>
+        <w:trPr>
+          <w:cantSplit/>
+        </w:trPr>
+        <w:tc>
+          <w:tcPr>
+            <w:tcW w:type="dxa" w:w="1984"/>
+            <w:vAlign w:val="center"/>
+          </w:tcPr>
+          <w:p>
+            <w:pPr>
+              <w:pStyle w:val="TableBody"/>
+            </w:pPr>
+            <w:r>
+              <w:t>tests/contracts、configuration</w:t>
+            </w:r>
+          </w:p>
+        </w:tc>
+        <w:tc>
+          <w:tcPr>
+            <w:tcW w:type="dxa" w:w="3572"/>
+            <w:vAlign w:val="center"/>
+          </w:tcPr>
+          <w:p>
+            <w:pPr>
+              <w:pStyle w:val="TableBody"/>
+            </w:pPr>
+            <w:r>
+              <w:t>契约、配置解释和迁移</w:t>
+            </w:r>
+          </w:p>
+        </w:tc>
+        <w:tc>
+          <w:tcPr>
+            <w:tcW w:type="dxa" w:w="4082"/>
+            <w:vAlign w:val="center"/>
+          </w:tcPr>
+          <w:p>
+            <w:pPr>
+              <w:pStyle w:val="TableBody"/>
+            </w:pPr>
+            <w:r>
+              <w:t>错误单位、悬空引用、覆盖来源、约束失败</w:t>
+            </w:r>
+          </w:p>
+        </w:tc>
+      </w:tr>
+      <w:tr>
+        <w:trPr>
+          <w:cantSplit/>
+        </w:trPr>
+        <w:tc>
+          <w:tcPr>
+            <w:tcW w:type="dxa" w:w="1984"/>
+            <w:vAlign w:val="center"/>
+          </w:tcPr>
+          <w:p>
+            <w:pPr>
+              <w:pStyle w:val="TableBody"/>
+            </w:pPr>
+            <w:r>
+              <w:t>tests/costmodel</w:t>
+            </w:r>
+          </w:p>
+        </w:tc>
+        <w:tc>
+          <w:tcPr>
+            <w:tcW w:type="dxa" w:w="3572"/>
+            <w:vAlign w:val="center"/>
+          </w:tcPr>
+          <w:p>
+            <w:pPr>
+              <w:pStyle w:val="TableBody"/>
+            </w:pPr>
+            <w:r>
+              <w:t>成本适用域与单位</w:t>
+            </w:r>
+          </w:p>
+        </w:tc>
+        <w:tc>
+          <w:tcPr>
+            <w:tcW w:type="dxa" w:w="4082"/>
+            <w:vAlign w:val="center"/>
+          </w:tcPr>
+          <w:p>
+            <w:pPr>
+              <w:pStyle w:val="TableBody"/>
+            </w:pPr>
+            <w:r>
+              <w:t>校准点、插值范围、外推拒绝或标识</w:t>
+            </w:r>
+          </w:p>
+        </w:tc>
+      </w:tr>
+      <w:tr>
+        <w:trPr>
+          <w:cantSplit/>
+        </w:trPr>
+        <w:tc>
+          <w:tcPr>
+            <w:tcW w:type="dxa" w:w="1984"/>
+            <w:vAlign w:val="center"/>
+          </w:tcPr>
+          <w:p>
+            <w:pPr>
+              <w:pStyle w:val="TableBody"/>
+            </w:pPr>
+            <w:r>
+              <w:t>tests/chipmodel</w:t>
+            </w:r>
+          </w:p>
+        </w:tc>
+        <w:tc>
+          <w:tcPr>
+            <w:tcW w:type="dxa" w:w="3572"/>
+            <w:vAlign w:val="center"/>
+          </w:tcPr>
+          <w:p>
+            <w:pPr>
+              <w:pStyle w:val="TableBody"/>
+            </w:pPr>
+            <w:r>
+              <w:t>组件状态与资源</w:t>
+            </w:r>
+          </w:p>
+        </w:tc>
+        <w:tc>
+          <w:tcPr>
+            <w:tcW w:type="dxa" w:w="4082"/>
+            <w:vAlign w:val="center"/>
+          </w:tcPr>
+          <w:p>
+            <w:pPr>
+              <w:pStyle w:val="TableBody"/>
+            </w:pPr>
+            <w:r>
+              <w:t>容量、端口冲突、流水线、CIM 位映射</w:t>
+            </w:r>
+          </w:p>
+        </w:tc>
+      </w:tr>
+      <w:tr>
+        <w:trPr>
+          <w:cantSplit/>
+        </w:trPr>
+        <w:tc>
+          <w:tcPr>
+            <w:tcW w:type="dxa" w:w="1984"/>
+            <w:vAlign w:val="center"/>
+          </w:tcPr>
+          <w:p>
+            <w:pPr>
+              <w:pStyle w:val="TableBody"/>
+            </w:pPr>
+            <w:r>
+              <w:t>tests/systemmodel、clustermodel</w:t>
+            </w:r>
+          </w:p>
+        </w:tc>
+        <w:tc>
+          <w:tcPr>
+            <w:tcW w:type="dxa" w:w="3572"/>
+            <w:vAlign w:val="center"/>
+          </w:tcPr>
+          <w:p>
+            <w:pPr>
+              <w:pStyle w:val="TableBody"/>
+            </w:pPr>
+            <w:r>
+              <w:t>系统与共享路径</w:t>
+            </w:r>
+          </w:p>
+        </w:tc>
+        <w:tc>
+          <w:tcPr>
+            <w:tcW w:type="dxa" w:w="4082"/>
+            <w:vAlign w:val="center"/>
+          </w:tcPr>
+          <w:p>
+            <w:pPr>
+              <w:pStyle w:val="TableBody"/>
+            </w:pPr>
+            <w:r>
+              <w:t>DMA/NIC 上限、NUMA、链路争用和通信匹配</w:t>
             </w:r>
           </w:p>
         </w:tc>
@@ -3169,7 +3823,7 @@
               <w:pStyle w:val="TableBody"/>
             </w:pPr>
             <w:r>
-              <w:t>IR 与各编译阶段</w:t>
+              <w:t>编译转换与映射</w:t>
             </w:r>
           </w:p>
         </w:tc>
@@ -3183,7 +3837,7 @@
               <w:pStyle w:val="TableBody"/>
             </w:pPr>
             <w:r>
-              <w:t>转换前后语义一致、映射满足约束</w:t>
+              <w:t>独立语义比对、生命周期和容量证明</w:t>
             </w:r>
           </w:p>
         </w:tc>
@@ -3202,7 +3856,7 @@
               <w:pStyle w:val="TableBody"/>
             </w:pPr>
             <w:r>
-              <w:t>tests/chipmodel</w:t>
+              <w:t>tests/runtime、simulator</w:t>
             </w:r>
           </w:p>
         </w:tc>
@@ -3216,7 +3870,7 @@
               <w:pStyle w:val="TableBody"/>
             </w:pPr>
             <w:r>
-              <w:t>组件状态与资源行为</w:t>
+              <w:t>策略、因果和终止</w:t>
             </w:r>
           </w:p>
         </w:tc>
@@ -3230,7 +3884,7 @@
               <w:pStyle w:val="TableBody"/>
             </w:pPr>
             <w:r>
-              <w:t>容量边界、端口冲突、流水线吞吐</w:t>
+              <w:t>背压、并发完成、稳定排序、死锁与复位</w:t>
             </w:r>
           </w:p>
         </w:tc>
@@ -3249,7 +3903,7 @@
               <w:pStyle w:val="TableBody"/>
             </w:pPr>
             <w:r>
-              <w:t>tests/simulator</w:t>
+              <w:t>tests/workloads、integration</w:t>
             </w:r>
           </w:p>
         </w:tc>
@@ -3263,7 +3917,7 @@
               <w:pStyle w:val="TableBody"/>
             </w:pPr>
             <w:r>
-              <w:t>事件推进与运行结束</w:t>
+              <w:t>参考与完整链条</w:t>
             </w:r>
           </w:p>
         </w:tc>
@@ -3277,7 +3931,7 @@
               <w:pStyle w:val="TableBody"/>
             </w:pPr>
             <w:r>
-              <w:t>并发完成、稳定排序、死锁与复位</w:t>
+              <w:t>输入有效性、输出误差、手算时间和复现</w:t>
             </w:r>
           </w:p>
         </w:tc>
@@ -3296,7 +3950,7 @@
               <w:pStyle w:val="TableBody"/>
             </w:pPr>
             <w:r>
-              <w:t>tests/contracts</w:t>
+              <w:t>tests/artifacts、evaluation、ui</w:t>
             </w:r>
           </w:p>
         </w:tc>
@@ -3310,7 +3964,7 @@
               <w:pStyle w:val="TableBody"/>
             </w:pPr>
             <w:r>
-              <w:t>外部格式和语义约束</w:t>
+              <w:t>证据与使用流程</w:t>
             </w:r>
           </w:p>
         </w:tc>
@@ -3324,54 +3978,7 @@
               <w:pStyle w:val="TableBody"/>
             </w:pPr>
             <w:r>
-              <w:t>版本、引用、依赖环、单位及越界</w:t>
-            </w:r>
-          </w:p>
-        </w:tc>
-      </w:tr>
-      <w:tr>
-        <w:trPr>
-          <w:cantSplit/>
-        </w:trPr>
-        <w:tc>
-          <w:tcPr>
-            <w:tcW w:type="dxa" w:w="1984"/>
-            <w:vAlign w:val="center"/>
-          </w:tcPr>
-          <w:p>
-            <w:pPr>
-              <w:pStyle w:val="TableBody"/>
-            </w:pPr>
-            <w:r>
-              <w:t>tests/integration</w:t>
-            </w:r>
-          </w:p>
-        </w:tc>
-        <w:tc>
-          <w:tcPr>
-            <w:tcW w:type="dxa" w:w="3572"/>
-            <w:vAlign w:val="center"/>
-          </w:tcPr>
-          <w:p>
-            <w:pPr>
-              <w:pStyle w:val="TableBody"/>
-            </w:pPr>
-            <w:r>
-              <w:t>整条执行链路</w:t>
-            </w:r>
-          </w:p>
-        </w:tc>
-        <w:tc>
-          <w:tcPr>
-            <w:tcW w:type="dxa" w:w="4082"/>
-            <w:vAlign w:val="center"/>
-          </w:tcPr>
-          <w:p>
-            <w:pPr>
-              <w:pStyle w:val="TableBody"/>
-            </w:pPr>
-            <w:r>
-              <w:t>参考结果比对、统计和实验复现</w:t>
+              <w:t>中断状态、缺失产物、比较口径、配置往返</w:t>
             </w:r>
           </w:p>
         </w:tc>
@@ -3389,12 +3996,30 @@
     </w:p>
     <w:p>
       <w:r>
-        <w:t>功能测试使用独立参考结果。整数按规定的位宽和溢出规则比较；浮点按负载规定的绝对与相对容差比较，并处理 NaN、无穷和有符号零的约定。</w:t>
+        <w:t>目录表示验证归属，当前尚无这些模块的执行测试。现有 tools/check_structure.py 只检查骨架、文档、依赖图和结构示例，不能替代上表的实现验收。</w:t>
+      </w:r>
+    </w:p>
+    <w:p>
+      <w:pPr>
+        <w:pStyle w:val="Heading2"/>
+      </w:pPr>
+      <w:r>
+        <w:t>3.3 不随实现变化的检查</w:t>
       </w:r>
     </w:p>
     <w:p>
       <w:r>
-        <w:t>时间模型先通过可手算的小案例：单次计算、单次搬运、两个请求竞争同一资源，以及计算与传输重叠。每个用例列明初始状态、资源约束和预期完成时间。</w:t>
+        <w:t>资源容量不能为负或超售；数据没有凭空产生、消失或提前可见；任何开始事件都满足依赖；时间单调；每个请求至多完成一次；能量和流量在明确边界内只累计一次。地址复用必须有生命周期依据，逻辑设备视图不能增加物理资源数量。</w:t>
+      </w:r>
+    </w:p>
+    <w:p>
+      <w:r>
+        <w:t>整数参考按位宽、饱和、溢出规则比较；浮点采用预先规定的绝对/相对容差，并明确 NaN、无穷和有符号零处理。随机 CIM 误差还需报告输出分布和任务质量，不能仅运行一次并报告通过。</w:t>
+      </w:r>
+    </w:p>
+    <w:p>
+      <w:r>
+        <w:t>时序先验证单次计算、单次传输、竞争同一资源、流水线连续请求和计算/传输重叠；再验证双 Die、共享 PCIe/NIC 和集群通信。每个案例保存初始状态、可手算预期和偏差解释。</w:t>
       </w:r>
     </w:p>
     <w:p>
@@ -3403,7 +4028,7 @@
         <w:keepNext/>
       </w:pPr>
       <w:r>
-        <w:t>指标口径</w:t>
+        <w:t>3.4 公平指标与边界</w:t>
       </w:r>
     </w:p>
     <w:tbl>
@@ -3490,7 +4115,7 @@
               <w:rPr>
                 <w:b/>
               </w:rPr>
-              <w:t>必须说明的条件</w:t>
+              <w:t>必须声明</w:t>
             </w:r>
           </w:p>
         </w:tc>
@@ -3509,7 +4134,7 @@
               <w:pStyle w:val="TableBody"/>
             </w:pPr>
             <w:r>
-              <w:t>任务延迟</w:t>
+              <w:t>任务延迟 Latency</w:t>
             </w:r>
           </w:p>
         </w:tc>
@@ -3523,7 +4148,7 @@
               <w:pStyle w:val="TableBody"/>
             </w:pPr>
             <w:r>
-              <w:t>约定终点时间减去起点时间</w:t>
+              <w:t>约定终点减起点</w:t>
             </w:r>
           </w:p>
         </w:tc>
@@ -3537,7 +4162,7 @@
               <w:pStyle w:val="TableBody"/>
             </w:pPr>
             <w:r>
-              <w:t>是否包含装载、输入搬运与输出写回</w:t>
+              <w:t>输入装载、预处理、写回和通信是否计入</w:t>
             </w:r>
           </w:p>
         </w:tc>
@@ -3556,7 +4181,7 @@
               <w:pStyle w:val="TableBody"/>
             </w:pPr>
             <w:r>
-              <w:t>吞吐量</w:t>
+              <w:t>持续吞吐 Throughput</w:t>
             </w:r>
           </w:p>
         </w:tc>
@@ -3570,7 +4195,7 @@
               <w:pStyle w:val="TableBody"/>
             </w:pPr>
             <w:r>
-              <w:t>测量区间内完成任务数除以时间</w:t>
+              <w:t>测量区间内完成工作量 / 时间</w:t>
             </w:r>
           </w:p>
         </w:tc>
@@ -3584,7 +4209,7 @@
               <w:pStyle w:val="TableBody"/>
             </w:pPr>
             <w:r>
-              <w:t>预热、测量区间、任务定义</w:t>
+              <w:t>工作单位、预热、负载与批量</w:t>
             </w:r>
           </w:p>
         </w:tc>
@@ -3603,7 +4228,7 @@
               <w:pStyle w:val="TableBody"/>
             </w:pPr>
             <w:r>
-              <w:t>资源利用率</w:t>
+              <w:t>资源利用率 Utilization</w:t>
             </w:r>
           </w:p>
         </w:tc>
@@ -3617,7 +4242,7 @@
               <w:pStyle w:val="TableBody"/>
             </w:pPr>
             <w:r>
-              <w:t>已占用资源时间除以可用资源时间</w:t>
+              <w:t>已占用槽位时间 / 可用槽位时间</w:t>
             </w:r>
           </w:p>
         </w:tc>
@@ -3631,7 +4256,7 @@
               <w:pStyle w:val="TableBody"/>
             </w:pPr>
             <w:r>
-              <w:t>资源粒度、容量和测量区间</w:t>
+              <w:t>槽容量、有效频率和测量区间</w:t>
             </w:r>
           </w:p>
         </w:tc>
@@ -3650,7 +4275,7 @@
               <w:pStyle w:val="TableBody"/>
             </w:pPr>
             <w:r>
-              <w:t>存储峰值</w:t>
+              <w:t>存储峰值 Peak Live Bytes</w:t>
             </w:r>
           </w:p>
         </w:tc>
@@ -3664,7 +4289,7 @@
               <w:pStyle w:val="TableBody"/>
             </w:pPr>
             <w:r>
-              <w:t>同一时刻活跃分配字节数的最大值</w:t>
+              <w:t>同时活跃分配的最大字节数</w:t>
             </w:r>
           </w:p>
         </w:tc>
@@ -3678,7 +4303,7 @@
               <w:pStyle w:val="TableBody"/>
             </w:pPr>
             <w:r>
-              <w:t>统计的存储层级与生命周期规则</w:t>
+              <w:t>层级、别名、双缓冲和元数据</w:t>
             </w:r>
           </w:p>
         </w:tc>
@@ -3697,7 +4322,7 @@
               <w:pStyle w:val="TableBody"/>
             </w:pPr>
             <w:r>
-              <w:t>数据搬运量</w:t>
+              <w:t>接口流量 Traffic</w:t>
             </w:r>
           </w:p>
         </w:tc>
@@ -3711,7 +4336,7 @@
               <w:pStyle w:val="TableBody"/>
             </w:pPr>
             <w:r>
-              <w:t>指定接口实际通过的字节总数</w:t>
+              <w:t>指定边界通过的实际字节</w:t>
             </w:r>
           </w:p>
         </w:tc>
@@ -3725,7 +4350,7 @@
               <w:pStyle w:val="TableBody"/>
             </w:pPr>
             <w:r>
-              <w:t>接口边界、方向、重传及重复读取</w:t>
+              <w:t>方向、协议开销、重传与多跳口径</w:t>
             </w:r>
           </w:p>
         </w:tc>
@@ -3744,7 +4369,7 @@
               <w:pStyle w:val="TableBody"/>
             </w:pPr>
             <w:r>
-              <w:t>等待时间</w:t>
+              <w:t>能量/面积 Energy/Area</w:t>
             </w:r>
           </w:p>
         </w:tc>
@@ -3758,7 +4383,7 @@
               <w:pStyle w:val="TableBody"/>
             </w:pPr>
             <w:r>
-              <w:t>指定操作或资源的阻塞时间</w:t>
+              <w:t>按所声明范围累计</w:t>
             </w:r>
           </w:p>
         </w:tc>
@@ -3772,7 +4397,54 @@
               <w:pStyle w:val="TableBody"/>
             </w:pPr>
             <w:r>
-              <w:t>阻塞原因及重叠区间处理方式</w:t>
+              <w:t>芯片/封装/节点边界，泄漏与外围覆盖</w:t>
+            </w:r>
+          </w:p>
+        </w:tc>
+      </w:tr>
+      <w:tr>
+        <w:trPr>
+          <w:cantSplit/>
+        </w:trPr>
+        <w:tc>
+          <w:tcPr>
+            <w:tcW w:type="dxa" w:w="1984"/>
+            <w:vAlign w:val="center"/>
+          </w:tcPr>
+          <w:p>
+            <w:pPr>
+              <w:pStyle w:val="TableBody"/>
+            </w:pPr>
+            <w:r>
+              <w:t>扩展效率 Scaling Efficiency</w:t>
+            </w:r>
+          </w:p>
+        </w:tc>
+        <w:tc>
+          <w:tcPr>
+            <w:tcW w:type="dxa" w:w="3572"/>
+            <w:vAlign w:val="center"/>
+          </w:tcPr>
+          <w:p>
+            <w:pPr>
+              <w:pStyle w:val="TableBody"/>
+            </w:pPr>
+            <w:r>
+              <w:t>同一基准下的加速 / 资源倍率</w:t>
+            </w:r>
+          </w:p>
+        </w:tc>
+        <w:tc>
+          <w:tcPr>
+            <w:tcW w:type="dxa" w:w="4082"/>
+            <w:vAlign w:val="center"/>
+          </w:tcPr>
+          <w:p>
+            <w:pPr>
+              <w:pStyle w:val="TableBody"/>
+            </w:pPr>
+            <w:r>
+              <w:t>强/弱扩展，异构资源归一化方式</w:t>
             </w:r>
           </w:p>
         </w:tc>
@@ -3790,12 +4462,7 @@
     </w:p>
     <w:p>
       <w:r>
-        <w:t>多端口或多执行槽资源使用容量归一化的资源时间。只统计“至少一个槽忙碌”时，指标应命名为忙碌时间比例。多个操作的等待可以重叠，不能将等待时间总和直接当作任务延迟。</w:t>
-      </w:r>
-    </w:p>
-    <w:p>
-      <w:r>
-        <w:t>仿真程序在主机上的运行耗时单独记录。模型估计的芯片执行时间与主机运行耗时分别展示。</w:t>
+        <w:t>忙碌时间比例不等于多槽利用率；多个操作的等待区间不能直接求和作为端到端延迟。延迟分位数要有足够样本与请求到达模型。峰值 TOPS、有效 MAC/s、目标仿真时间和宿主程序运行时间分开记录。</w:t>
       </w:r>
     </w:p>
     <w:p>
@@ -3803,15 +4470,36 @@
         <w:pStyle w:val="Heading2"/>
       </w:pPr>
       <w:r>
-        <w:t>实验组织</w:t>
+        <w:t>3.5 实验与校准</w:t>
+      </w:r>
+    </w:p>
+    <w:p>
+      <w:r>
+        <w:t>每个实验冻结配置、负载、代码、成本版本、映射和随机种子；保存清单规范见 docs/interfaces/artifacts.md。只记录 Git commit 不能覆盖未提交代码，应额外保存可恢复补丁与新增文件或源码归档。</w:t>
+      </w:r>
+    </w:p>
+    <w:p>
+      <w:r>
+        <w:t>架构比较固定负载与数值质量要求。重新映射实验比较各硬件下的可实现方案；固定映射实验保持放置和静态策略，用于归因，同时重新验证合法性。不能把一种实验的结果直接解释成另一种。</w:t>
+      </w:r>
+    </w:p>
+    <w:p>
+      <w:r>
+        <w:t>校准先分辨误差来自参数、漏建行为还是工作负载差异。训练校准参数与验证模型的数据分离，记录残差、适用域和外推。无校准的面积、能耗、热 RC 结果只能标为条件估计，不能作为物理签核。</w:t>
+      </w:r>
+    </w:p>
+    <w:p>
+      <w:r>
+        <w:t>搜索结果同时报告可行、失败、取消和未覆盖候选数。随机运行记录重复次数、离散程度与区间方法；确定性运行检验同输入同版本可复现。参数不确定性和随机执行波动分别分析。</w:t>
       </w:r>
     </w:p>
     <w:p>
       <w:pPr>
+        <w:pStyle w:val="Heading2"/>
         <w:keepNext/>
       </w:pPr>
       <w:r>
-        <w:t>实验定义放在 config/experiments，执行逻辑放在 evaluation/experiments，分析逻辑放在 evaluation/analysis。每次运行写入独立的 data/runs/&lt;run_id&gt; 目录，并保存以下记录。</w:t>
+        <w:t>3.6 阶段门槛</w:t>
       </w:r>
     </w:p>
     <w:tbl>
@@ -3836,8 +4524,9 @@
         </w:tblCellMar>
       </w:tblPr>
       <w:tblGrid>
-        <w:gridCol w:w="2268"/>
-        <w:gridCol w:w="7370"/>
+        <w:gridCol w:w="737"/>
+        <w:gridCol w:w="3515"/>
+        <w:gridCol w:w="5386"/>
       </w:tblGrid>
       <w:tr>
         <w:trPr>
@@ -3846,7 +4535,27 @@
         </w:trPr>
         <w:tc>
           <w:tcPr>
-            <w:tcW w:type="dxa" w:w="2268"/>
+            <w:tcW w:type="dxa" w:w="737"/>
+            <w:vAlign w:val="center"/>
+            <w:shd w:fill="E8EEF4"/>
+          </w:tcPr>
+          <w:p>
+            <w:pPr>
+              <w:pStyle w:val="TableBody"/>
+              <w:keepNext/>
+              <w:jc w:val="center"/>
+            </w:pPr>
+            <w:r>
+              <w:rPr>
+                <w:b/>
+              </w:rPr>
+              <w:t>阶段</w:t>
+            </w:r>
+          </w:p>
+        </w:tc>
+        <w:tc>
+          <w:tcPr>
+            <w:tcW w:type="dxa" w:w="3515"/>
             <w:vAlign w:val="center"/>
             <w:shd w:fill="E8EEF4"/>
           </w:tcPr>
@@ -3859,13 +4568,13 @@
               <w:rPr>
                 <w:b/>
               </w:rPr>
-              <w:t>记录</w:t>
+              <w:t>交付重点</w:t>
             </w:r>
           </w:p>
         </w:tc>
         <w:tc>
           <w:tcPr>
-            <w:tcW w:type="dxa" w:w="7370"/>
+            <w:tcW w:type="dxa" w:w="5386"/>
             <w:vAlign w:val="center"/>
             <w:shd w:fill="E8EEF4"/>
           </w:tcPr>
@@ -3878,7 +4587,7 @@
               <w:rPr>
                 <w:b/>
               </w:rPr>
-              <w:t>内容</w:t>
+              <w:t>进入下一阶段的证据</w:t>
             </w:r>
           </w:p>
         </w:tc>
@@ -3889,7 +4598,22 @@
         </w:trPr>
         <w:tc>
           <w:tcPr>
-            <w:tcW w:type="dxa" w:w="2268"/>
+            <w:tcW w:type="dxa" w:w="737"/>
+            <w:vAlign w:val="center"/>
+          </w:tcPr>
+          <w:p>
+            <w:pPr>
+              <w:pStyle w:val="TableBody"/>
+              <w:jc w:val="center"/>
+            </w:pPr>
+            <w:r>
+              <w:t>A</w:t>
+            </w:r>
+          </w:p>
+        </w:tc>
+        <w:tc>
+          <w:tcPr>
+            <w:tcW w:type="dxa" w:w="3515"/>
             <w:vAlign w:val="center"/>
           </w:tcPr>
           <w:p>
@@ -3897,13 +4621,13 @@
               <w:pStyle w:val="TableBody"/>
             </w:pPr>
             <w:r>
-              <w:t>manifest.json</w:t>
+              <w:t>架构规范和结构骨架</w:t>
             </w:r>
           </w:p>
         </w:tc>
         <w:tc>
           <w:tcPr>
-            <w:tcW w:type="dxa" w:w="7370"/>
+            <w:tcW w:type="dxa" w:w="5386"/>
             <w:vAlign w:val="center"/>
           </w:tcPr>
           <w:p>
@@ -3911,7 +4635,7 @@
               <w:pStyle w:val="TableBody"/>
             </w:pPr>
             <w:r>
-              <w:t>运行标识、代码版本与内容标识、输入哈希、随机种子、环境和运行状态</w:t>
+              <w:t>目录、依赖、契约边界、术语和示例可检查；本次交付到此</w:t>
             </w:r>
           </w:p>
         </w:tc>
@@ -3922,7 +4646,22 @@
         </w:trPr>
         <w:tc>
           <w:tcPr>
-            <w:tcW w:type="dxa" w:w="2268"/>
+            <w:tcW w:type="dxa" w:w="737"/>
+            <w:vAlign w:val="center"/>
+          </w:tcPr>
+          <w:p>
+            <w:pPr>
+              <w:pStyle w:val="TableBody"/>
+              <w:jc w:val="center"/>
+            </w:pPr>
+            <w:r>
+              <w:t>B</w:t>
+            </w:r>
+          </w:p>
+        </w:tc>
+        <w:tc>
+          <w:tcPr>
+            <w:tcW w:type="dxa" w:w="3515"/>
             <w:vAlign w:val="center"/>
           </w:tcPr>
           <w:p>
@@ -3930,13 +4669,13 @@
               <w:pStyle w:val="TableBody"/>
             </w:pPr>
             <w:r>
-              <w:t>config.json</w:t>
+              <w:t>最小功能闭环</w:t>
             </w:r>
           </w:p>
         </w:tc>
         <w:tc>
           <w:tcPr>
-            <w:tcW w:type="dxa" w:w="7370"/>
+            <w:tcW w:type="dxa" w:w="5386"/>
             <w:vAlign w:val="center"/>
           </w:tcPr>
           <w:p>
@@ -3944,7 +4683,7 @@
               <w:pStyle w:val="TableBody"/>
             </w:pPr>
             <w:r>
-              <w:t>完整解析后的硬件、编译与仿真配置</w:t>
+              <w:t>GEMM/MatVec、独立参考、显式搬运、合法计划与错误诊断</w:t>
             </w:r>
           </w:p>
         </w:tc>
@@ -3955,7 +4694,22 @@
         </w:trPr>
         <w:tc>
           <w:tcPr>
-            <w:tcW w:type="dxa" w:w="2268"/>
+            <w:tcW w:type="dxa" w:w="737"/>
+            <w:vAlign w:val="center"/>
+          </w:tcPr>
+          <w:p>
+            <w:pPr>
+              <w:pStyle w:val="TableBody"/>
+              <w:jc w:val="center"/>
+            </w:pPr>
+            <w:r>
+              <w:t>C</w:t>
+            </w:r>
+          </w:p>
+        </w:tc>
+        <w:tc>
+          <w:tcPr>
+            <w:tcW w:type="dxa" w:w="3515"/>
             <w:vAlign w:val="center"/>
           </w:tcPr>
           <w:p>
@@ -3963,13 +4717,13 @@
               <w:pStyle w:val="TableBody"/>
             </w:pPr>
             <w:r>
-              <w:t>plan.json</w:t>
+              <w:t>有限资源事件模型</w:t>
             </w:r>
           </w:p>
         </w:tc>
         <w:tc>
           <w:tcPr>
-            <w:tcW w:type="dxa" w:w="7370"/>
+            <w:tcW w:type="dxa" w:w="5386"/>
             <w:vAlign w:val="center"/>
           </w:tcPr>
           <w:p>
@@ -3977,7 +4731,7 @@
               <w:pStyle w:val="TableBody"/>
             </w:pPr>
             <w:r>
-              <w:t>实际执行的计划；采用其他格式时记录格式与哈希</w:t>
+              <w:t>单请求、冲突、流水线与重叠均可手算验证</w:t>
             </w:r>
           </w:p>
         </w:tc>
@@ -3988,7 +4742,22 @@
         </w:trPr>
         <w:tc>
           <w:tcPr>
-            <w:tcW w:type="dxa" w:w="2268"/>
+            <w:tcW w:type="dxa" w:w="737"/>
+            <w:vAlign w:val="center"/>
+          </w:tcPr>
+          <w:p>
+            <w:pPr>
+              <w:pStyle w:val="TableBody"/>
+              <w:jc w:val="center"/>
+            </w:pPr>
+            <w:r>
+              <w:t>D</w:t>
+            </w:r>
+          </w:p>
+        </w:tc>
+        <w:tc>
+          <w:tcPr>
+            <w:tcW w:type="dxa" w:w="3515"/>
             <w:vAlign w:val="center"/>
           </w:tcPr>
           <w:p>
@@ -3996,13 +4765,13 @@
               <w:pStyle w:val="TableBody"/>
             </w:pPr>
             <w:r>
-              <w:t>metrics.json</w:t>
+              <w:t>参数扫描和成本比较</w:t>
             </w:r>
           </w:p>
         </w:tc>
         <w:tc>
           <w:tcPr>
-            <w:tcW w:type="dxa" w:w="7370"/>
+            <w:tcW w:type="dxa" w:w="5386"/>
             <w:vAlign w:val="center"/>
           </w:tcPr>
           <w:p>
@@ -4010,7 +4779,7 @@
               <w:pStyle w:val="TableBody"/>
             </w:pPr>
             <w:r>
-              <w:t>指标值、单位、统计区间和模型精度</w:t>
+              <w:t>改一个参数可追溯，固定/重映射分离，结果可复现</w:t>
             </w:r>
           </w:p>
         </w:tc>
@@ -4021,7 +4790,22 @@
         </w:trPr>
         <w:tc>
           <w:tcPr>
-            <w:tcW w:type="dxa" w:w="2268"/>
+            <w:tcW w:type="dxa" w:w="737"/>
+            <w:vAlign w:val="center"/>
+          </w:tcPr>
+          <w:p>
+            <w:pPr>
+              <w:pStyle w:val="TableBody"/>
+              <w:jc w:val="center"/>
+            </w:pPr>
+            <w:r>
+              <w:t>E</w:t>
+            </w:r>
+          </w:p>
+        </w:tc>
+        <w:tc>
+          <w:tcPr>
+            <w:tcW w:type="dxa" w:w="3515"/>
             <w:vAlign w:val="center"/>
           </w:tcPr>
           <w:p>
@@ -4029,13 +4813,13 @@
               <w:pStyle w:val="TableBody"/>
             </w:pPr>
             <w:r>
-              <w:t>validation.json</w:t>
+              <w:t>异构、封装、节点和集群</w:t>
             </w:r>
           </w:p>
         </w:tc>
         <w:tc>
           <w:tcPr>
-            <w:tcW w:type="dxa" w:w="7370"/>
+            <w:tcW w:type="dxa" w:w="5386"/>
             <w:vAlign w:val="center"/>
           </w:tcPr>
           <w:p>
@@ -4043,7 +4827,7 @@
               <w:pStyle w:val="TableBody"/>
             </w:pPr>
             <w:r>
-              <w:t>功能比对结果、容差及失败原因</w:t>
+              <w:t>对应边界的共享瓶颈、通信、精度与容量验证通过</w:t>
             </w:r>
           </w:p>
         </w:tc>
@@ -4054,7 +4838,22 @@
         </w:trPr>
         <w:tc>
           <w:tcPr>
-            <w:tcW w:type="dxa" w:w="2268"/>
+            <w:tcW w:type="dxa" w:w="737"/>
+            <w:vAlign w:val="center"/>
+          </w:tcPr>
+          <w:p>
+            <w:pPr>
+              <w:pStyle w:val="TableBody"/>
+              <w:jc w:val="center"/>
+            </w:pPr>
+            <w:r>
+              <w:t>F</w:t>
+            </w:r>
+          </w:p>
+        </w:tc>
+        <w:tc>
+          <w:tcPr>
+            <w:tcW w:type="dxa" w:w="3515"/>
             <w:vAlign w:val="center"/>
           </w:tcPr>
           <w:p>
@@ -4062,13 +4861,13 @@
               <w:pStyle w:val="TableBody"/>
             </w:pPr>
             <w:r>
-              <w:t>outputs 和 trace</w:t>
+              <w:t>关键路径外部校准</w:t>
             </w:r>
           </w:p>
         </w:tc>
         <w:tc>
           <w:tcPr>
-            <w:tcW w:type="dxa" w:w="7370"/>
+            <w:tcW w:type="dxa" w:w="5386"/>
             <w:vAlign w:val="center"/>
           </w:tcPr>
           <w:p>
@@ -4076,7 +4875,7 @@
               <w:pStyle w:val="TableBody"/>
             </w:pPr>
             <w:r>
-              <w:t>输出数据引用；按实验配置保存轨迹</w:t>
+              <w:t>实测/工具/可选 RTL 数据、误差报告和适用范围明确</w:t>
             </w:r>
           </w:p>
         </w:tc>
@@ -4094,88 +4893,7 @@
     </w:p>
     <w:p>
       <w:r>
-        <w:t>尚未提交的代码需要保存补丁及新增源文件快照，或保存可恢复的源码归档。单独记录 Git 提交号不足以复现工作区中的改动。</w:t>
-      </w:r>
-    </w:p>
-    <w:p>
-      <w:r>
-        <w:t>比较架构方案时固定负载、数值规则和指标口径。硬件参数变化后重新编译，用于比较各配置下的映射结果。研究固定映射的敏感性时，保留映射与静态调度，检查其在新配置下的合法性，再导出绑定新配置哈希的计划。两种实验方式分别标注。</w:t>
-      </w:r>
-    </w:p>
-    <w:p>
-      <w:r>
-        <w:t>启用随机策略时记录种子并报告重复次数和离散程度。确定性模型使用相同输入重复运行，验证结果一致。汇总结果同时报告有效运行数和失败运行数。</w:t>
-      </w:r>
-    </w:p>
-    <w:p>
-      <w:pPr>
-        <w:pStyle w:val="Heading2"/>
-      </w:pPr>
-      <w:r>
-        <w:t>首个端到端案例</w:t>
-      </w:r>
-    </w:p>
-    <w:p>
-      <w:r>
-        <w:t>选择一个代表性任务，明确输入输出、参考结果和数值规则。建立包含计算、存储、传输与控制资源的最小硬件配置，采用直接映射导出执行计划。</w:t>
-      </w:r>
-    </w:p>
-    <w:p>
-      <w:r>
-        <w:t>验收条件如下。</w:t>
-      </w:r>
-    </w:p>
-    <w:p>
-      <w:pPr>
-        <w:pStyle w:val="ListNumber"/>
-      </w:pPr>
-      <w:r>
-        <w:t>计划装载通过格式、引用、容量和依赖检查。</w:t>
-      </w:r>
-    </w:p>
-    <w:p>
-      <w:pPr>
-        <w:pStyle w:val="ListNumber"/>
-      </w:pPr>
-      <w:r>
-        <w:t>仿真输出符合参考结果与规定容差。</w:t>
-      </w:r>
-    </w:p>
-    <w:p>
-      <w:pPr>
-        <w:pStyle w:val="ListNumber"/>
-      </w:pPr>
-      <w:r>
-        <w:t>至少一个无争用场景的完成时间可手工核算。</w:t>
-      </w:r>
-    </w:p>
-    <w:p>
-      <w:pPr>
-        <w:pStyle w:val="ListNumber"/>
-      </w:pPr>
-      <w:r>
-        <w:t>至少一个争用场景能从轨迹解释等待原因。</w:t>
-      </w:r>
-    </w:p>
-    <w:p>
-      <w:pPr>
-        <w:pStyle w:val="ListNumber"/>
-      </w:pPr>
-      <w:r>
-        <w:t>改变一项硬件参数后，记录计划是否变化，并解释性能变化。</w:t>
-      </w:r>
-    </w:p>
-    <w:p>
-      <w:pPr>
-        <w:pStyle w:val="ListNumber"/>
-      </w:pPr>
-      <w:r>
-        <w:t>保存配置、代码及数据标识后，能够复现输出和指标。</w:t>
-      </w:r>
-    </w:p>
-    <w:p>
-      <w:r>
-        <w:t>达到这些条件后，再增加负载规模、编译优化和模型细节。RTL 校准从对架构结论影响最大的模块开始，记录校准前后的参数与误差。</w:t>
+        <w:t>阶段 E 可按研究问题与 B–D 局部交错：例如先使用校准摘要 GPU 模型研究集群；这不意味着其内部微架构已通过 C。是否进入更细模型，由结论对未建模行为的敏感程度决定。</w:t>
       </w:r>
     </w:p>
     <w:sectPr>

--- a/docs/UniverseModel_Design.docx
+++ b/docs/UniverseModel_Design.docx
@@ -2079,6 +2079,11 @@
       </w:r>
     </w:p>
     <w:p>
+      <w:r>
+        <w:t>本轮补充审视见 docs/architecture/design_review.md：区分接口冻结前的 P0、对应场景报告前的 P1，以及由决策敏感性触发的 P2。专题覆盖请求/缓冲生命周期、模型组合、完整工作量、实验有效性与物理可行性；这些能力继续归属现有 13 个模块。</w:t>
+      </w:r>
+    </w:p>
+    <w:p>
       <w:pPr>
         <w:pStyle w:val="Heading1"/>
         <w:pageBreakBefore/>
@@ -2679,6 +2684,11 @@
       </w:r>
     </w:p>
     <w:p>
+      <w:r>
+        <w:t>操作能力同时约束 shape、dtype、累加精度、layout、alignment 和稀疏格式。unsupported、infeasible、missing_characterization 与 out_of_domain 分别诊断；回退执行必须显式产生放置、转换和搬运成本。模型覆盖与成本归属见 docs/architecture/model_composition.md。</w:t>
+      </w:r>
+    </w:p>
+    <w:p>
       <w:pPr>
         <w:pStyle w:val="Heading2"/>
       </w:pPr>
@@ -2704,6 +2714,11 @@
     <w:p>
       <w:r>
         <w:t>大数据经引用交换；数据内容保存由 artifacts/storage 处理，目标内存有效性由硬件/运行时协议维护。未建模一致性的配置不得默认提供全局共享内存语义。</w:t>
+      </w:r>
+    </w:p>
+    <w:p>
+      <w:r>
+        <w:t>DataRef 还需引用有效的分配身份或世代；相同地址重新分配后，旧引用不得继续生效。逻辑有效字节、实际分配字节、存储访问字节和链路字节采用独立口径，不能由同一个张量大小字段替代。</w:t>
       </w:r>
     </w:p>
     <w:p>
@@ -3087,7 +3102,12 @@
     </w:p>
     <w:p>
       <w:r>
-        <w:t>操作状态为 submitted → ready → started → completed，任一未完成状态可转 failed/cancelled。submitted 表示进入软件或硬件队列；ready 表示依赖满足；started 表示取得必要资源；completed 表示规定的数据和同步效果已可观察。接收确认不等于完成。</w:t>
+        <w:t>操作状态为 submitted → ready → started → completed；失败转 failed，取消需经过模型声明的处理过程。submitted 表示进入软件或硬件队列；ready 表示依赖满足；started 表示取得必要资源；completed 表示规定的数据和同步效果已可观察。accepted、source_consumed、delivered 与 destination_visible 分别声明；接收确认不等于完成或源缓冲可复用。</w:t>
+      </w:r>
+    </w:p>
+    <w:p>
+      <w:r>
+        <w:t>cancel_requested 不等于 cancelled。已开始操作可拒绝取消、在安全边界停止或排空；已发生的写入、流量和能量不会自动撤销。终态前明确后续效果与资源释放，复位通过 run_epoch 隔离残留事件。请求重试、分配世代和分块可见性见 docs/interfaces/resource_lifecycle.md。</w:t>
       </w:r>
     </w:p>
     <w:p>
@@ -3097,7 +3117,7 @@
     </w:p>
     <w:p>
       <w:r>
-        <w:t>simulator 管理统一时间与稳定事件排序，组件维护局部状态。相同时间的处理顺序固定，例如完成/释放 → 可见性与依赖更新 → 策略回调 → 仲裁发射。顺序及同时间级联事件的终止规则必须版本化；禁止向过去插入事件。</w:t>
+        <w:t>simulator 管理统一时间与稳定事件排序，组件维护局部状态。相同时间按 delta round 与固定阶段处理，例如完成/释放 → 可见性与依赖更新 → 策略回调 → 仲裁发射。新事件需返回更早阶段时进入下一轮；顺序及无进展检测须版本化。资源仲裁另行声明公平/优先级策略，不能由稳定 ID 排序代替。</w:t>
       </w:r>
     </w:p>
     <w:p>
@@ -3144,6 +3164,11 @@
     <w:p>
       <w:r>
         <w:t>SimulationResult 区分 succeeded、failed、cancelled，保留部分统计的有效区间。所有必需操作完成且输出达到规定可见性才可成功。仍有工作却无可推进事件时输出死锁/无进展诊断；事件上限、目标时间上限、宿主墙钟超时分别记录。</w:t>
+      </w:r>
+    </w:p>
+    <w:p>
+      <w:r>
+        <w:t>执行状态、功能验证、模型覆盖和校准适用域分别保存。性能运行未计算完整张量时，不能把执行成功标为功能通过；unknown 成本不能当零累计为完整总成本。初始状态、测量窗口、到达过程与随机子流绑定运行身份，具体比较规则见 docs/methods/experiment_validity.md。</w:t>
       </w:r>
     </w:p>
     <w:p>
